--- a/研究报告_Gracenote报告介绍与评价.docx
+++ b/研究报告_Gracenote报告介绍与评价.docx
@@ -40,7 +40,7 @@
           <w:sz w:val="22"/>
           <w:szCs w:val="22"/>
         </w:rPr>
-        <w:t xml:space="preserve">课程：市场调研：方法与实践　　作业：国际市场调研机构研究报告的考察与评价</w:t>
+        <w:t xml:space="preserve">黄广润　　524031910373</w:t>
       </w:r>
     </w:p>
     <w:p>
@@ -72,7 +72,7 @@
           <w:sz w:val="24"/>
           <w:szCs w:val="24"/>
         </w:rPr>
-        <w:t xml:space="preserve">我选的是 Gracenote 在 2026 年 4 月发布的报告 </w:t>
+        <w:t xml:space="preserve">本文选取 Gracenote 在 2026 年 4 月发布的报告 </w:t>
       </w:r>
       <w:r>
         <w:rPr>
@@ -90,22 +90,22 @@
           <w:sz w:val="24"/>
           <w:szCs w:val="24"/>
         </w:rPr>
-        <w:t xml:space="preserve">，中文可以译作《AI 时代的电视搜索与内容发现》。Gracenote 是尼尔森旗下的公司，主要做电视和流媒体的节目数据，比如节目名称、简介、播出平台、节目表这些信息。我们在电视或视频软件里看到的节目指南，背后常常就是这类数据。</w:t>
-      </w:r>
-    </w:p>
-    <w:p>
-      <w:pPr>
-        <w:spacing w:after="120" w:line="360"/>
-        <w:ind w:firstLine="480"/>
-        <w:jc w:val="both"/>
-      </w:pPr>
-      <w:r>
-        <w:rPr>
-          <w:rFonts w:ascii="Times New Roman" w:cs="Times New Roman" w:eastAsia="宋体" w:hAnsi="Times New Roman"/>
-          <w:sz w:val="24"/>
-          <w:szCs w:val="24"/>
-        </w:rPr>
-        <w:t xml:space="preserve">选它有两个原因。一是这个话题离日常生活很近，“想看的片子到底在哪个平台”是看流媒体时常见的麻烦。二是这份报告里用了很多问卷数字，还引用了十几个外部来源，正好可以拿来练习：一个数字背后到底是谁回答的、怎么抽的、什么时候调查的。</w:t>
+        <w:t xml:space="preserve"> 作为评价对象。Gracenote 是尼尔森旗下的公司，主要做电视和流媒体的节目数据，比如节目名称、简介、播出平台、节目表这些信息。电视或视频软件里的节目指南，背后常常就是这类数据。</w:t>
+      </w:r>
+    </w:p>
+    <w:p>
+      <w:pPr>
+        <w:spacing w:after="120" w:line="360"/>
+        <w:ind w:firstLine="480"/>
+        <w:jc w:val="both"/>
+      </w:pPr>
+      <w:r>
+        <w:rPr>
+          <w:rFonts w:ascii="Times New Roman" w:cs="Times New Roman" w:eastAsia="宋体" w:hAnsi="Times New Roman"/>
+          <w:sz w:val="24"/>
+          <w:szCs w:val="24"/>
+        </w:rPr>
+        <w:t xml:space="preserve">选择这份报告有两个原因。一是这个话题离日常生活很近，“想看的片子到底在哪个平台”是看流媒体时常见的麻烦。二是报告里用了很多问卷数字，还引用了十几个外部来源，正好可以用来练习：一个数字背后到底是谁回答的、怎么抽的、什么时候调查的。</w:t>
       </w:r>
     </w:p>
     <w:p>
@@ -221,7 +221,7 @@
           <w:sz w:val="24"/>
           <w:szCs w:val="24"/>
         </w:rPr>
-        <w:t xml:space="preserve">报告最后落到一个建议上：AI 需要连接可靠、经过验证的行业数据（报告称之为“接地”，grounding），才能给出准确的节目信息。需要说明的是，提供这类行业数据正是 Gracenote 自己的业务，所以这个建议和作者的商业利益是一致的。这一点不代表报告的数字一定有问题，但我读的时候会更留意它的数据是怎么得来的。</w:t>
+        <w:t xml:space="preserve">报告最后落到一个建议上：AI 需要连接可靠、经过验证的行业数据（报告称之为“接地”，grounding），才能给出准确的节目信息。需要说明的是，提供这类行业数据正是 Gracenote 自己的业务，所以这个建议和作者的商业利益是一致的。</w:t>
       </w:r>
     </w:p>
     <w:p>
@@ -900,7 +900,7 @@
           <w:sz w:val="24"/>
           <w:szCs w:val="24"/>
         </w:rPr>
-        <w:t xml:space="preserve">关于抽样方式，我除了看报告本身，还查了尼尔森的新闻稿和 Gracenote 2025 年的《State of Play》报告，都没有找到样本从哪个调查平台招募、是否概率抽样、有没有设置配额、有没有加权、回收率是多少，也没有找到各年龄组各有多少人。13–14 岁的受访者是怎么招募的、有没有取得家长同意，同样没有说明。当然，这些信息也可能存在于没有公开的文件里，我没找到不等于不存在，但从读者的角度看，目前无法判断这批样本的代表性。</w:t>
+        <w:t xml:space="preserve">关于抽样方式，除报告本身外，另查阅了尼尔森的新闻稿和 Gracenote 2025 年的《State of Play》报告，均未找到样本来源与数据，也未找到各年龄组各有多少人。13–14 岁的受访者是怎么招募的、有没有取得家长同意，同样没有说明。这些信息可能存在于没有公开的文件里，但从读者的角度看，目前无法判断这批样本的代表性。</w:t>
       </w:r>
     </w:p>
     <w:p>
@@ -932,7 +932,7 @@
           <w:sz w:val="24"/>
           <w:szCs w:val="24"/>
         </w:rPr>
-        <w:t xml:space="preserve">我把报告的结论整理成四个环节，这也是它的论证顺序：</w:t>
+        <w:t xml:space="preserve">报告的结论分为四个环节，这也是它的论证顺序：</w:t>
       </w:r>
     </w:p>
     <w:p>
@@ -1049,22 +1049,22 @@
           <w:sz w:val="32"/>
           <w:szCs w:val="32"/>
         </w:rPr>
-        <w:t xml:space="preserve">五、我的思考和评价</w:t>
-      </w:r>
-    </w:p>
-    <w:p>
-      <w:pPr>
-        <w:spacing w:after="120" w:line="360"/>
-        <w:ind w:firstLine="480"/>
-        <w:jc w:val="both"/>
-      </w:pPr>
-      <w:r>
-        <w:rPr>
-          <w:rFonts w:ascii="Times New Roman" w:cs="Times New Roman" w:eastAsia="宋体" w:hAnsi="Times New Roman"/>
-          <w:sz w:val="24"/>
-          <w:szCs w:val="24"/>
-        </w:rPr>
-        <w:t xml:space="preserve">我从调查对象、调查范围、调查时间和研究方法四个方面来看这份报告，每一项都尽量落到具体的数据来源上。</w:t>
+        <w:t xml:space="preserve">五、思考和评价</w:t>
+      </w:r>
+    </w:p>
+    <w:p>
+      <w:pPr>
+        <w:spacing w:after="120" w:line="360"/>
+        <w:ind w:firstLine="480"/>
+        <w:jc w:val="both"/>
+      </w:pPr>
+      <w:r>
+        <w:rPr>
+          <w:rFonts w:ascii="Times New Roman" w:cs="Times New Roman" w:eastAsia="宋体" w:hAnsi="Times New Roman"/>
+          <w:sz w:val="24"/>
+          <w:szCs w:val="24"/>
+        </w:rPr>
+        <w:t xml:space="preserve">从调查对象、调查范围、调查时间和研究方法四个方面来看这份报告。</w:t>
       </w:r>
     </w:p>
     <w:p>
@@ -1143,22 +1143,22 @@
           <w:sz w:val="24"/>
           <w:szCs w:val="24"/>
         </w:rPr>
-        <w:t xml:space="preserve">报告第 9 页把“平均找节目 14 分钟”和尼尔森的美国收视数据画在了同一张图里。我对照 2025 年《State of Play》报告里的分国家数据发现，这个 14 分钟其实是六个国家的简单平均：巴西 12、法国 26、德国 11、墨西哥 11、英国 12、美国 12，加起来除以 6 正好是 14。美国自己是 12 分钟，法国一个国家的 26 分钟把平均数拉高了，去掉法国后是 11.6 分钟。读者看到图表，很容易以为这是美国人的数据。</w:t>
-      </w:r>
-    </w:p>
-    <w:p>
-      <w:pPr>
-        <w:spacing w:after="120" w:line="360"/>
-        <w:ind w:firstLine="480"/>
-        <w:jc w:val="both"/>
-      </w:pPr>
-      <w:r>
-        <w:rPr>
-          <w:rFonts w:ascii="Times New Roman" w:cs="Times New Roman" w:eastAsia="宋体" w:hAnsi="Times New Roman"/>
-          <w:sz w:val="24"/>
-          <w:szCs w:val="24"/>
-        </w:rPr>
-        <w:t xml:space="preserve">类似的情况还有两处。报告写“50% 的美国电视观众会考虑取消不合适的服务”，我在原始材料里只找到六国合计的 49%，没找到美国的 50%。报告写“26% 的美国人知道想看什么却找不到”，我没有找到出处。</w:t>
+        <w:t xml:space="preserve">报告第 9 页把“平均找节目 14 分钟”和尼尔森的美国收视数据画在了同一张图里。对照 2025 年《State of Play》报告里的分国家数据可以发现，这个 14 分钟其实是六个国家的简单平均：巴西 12、法国 26、德国 11、墨西哥 11、英国 12、美国 12，加起来除以 6 正好是 14。美国自己是 12 分钟，法国一个国家的 26 分钟把平均数拉高了，去掉法国后是 11.6 分钟。读者看到图表，很容易以为这是美国人的数据。</w:t>
+      </w:r>
+    </w:p>
+    <w:p>
+      <w:pPr>
+        <w:spacing w:after="120" w:line="360"/>
+        <w:ind w:firstLine="480"/>
+        <w:jc w:val="both"/>
+      </w:pPr>
+      <w:r>
+        <w:rPr>
+          <w:rFonts w:ascii="Times New Roman" w:cs="Times New Roman" w:eastAsia="宋体" w:hAnsi="Times New Roman"/>
+          <w:sz w:val="24"/>
+          <w:szCs w:val="24"/>
+        </w:rPr>
+        <w:t xml:space="preserve">类似的情况还有两处。报告写“50% 的美国电视观众会考虑取消不合适的服务”，在原始材料里只能找到六国合计的 49%，未找到美国的 50%。报告写“26% 的美国人知道想看什么却找不到”，未找到出处。</w:t>
       </w:r>
     </w:p>
     <w:p>
@@ -1205,22 +1205,22 @@
           <w:sz w:val="24"/>
           <w:szCs w:val="24"/>
         </w:rPr>
-        <w:t xml:space="preserve">报告引用皮尤研究中心 2025 年 9 至 10 月的调查，说“30% 的青少年每天使用 AI 聊天机器人”，再对比自己 2026 年初的 54%，说明使用频率在加速。我查了皮尤的原始报告：皮尤是概率样本，访问了 1,458 名 13–17 岁的美国青少年，全体青少年中每天至少用一次的比例是 28%（正文说“约三成”），其中 13–14 岁是 24%。这是以全体青少年为分母的结果。Gracenote 的 54% 则是以 13–14 岁的 AI 用户为分母。分母不同，两个数字不能直接比较。</w:t>
-      </w:r>
-    </w:p>
-    <w:p>
-      <w:pPr>
-        <w:spacing w:after="120" w:line="360"/>
-        <w:ind w:firstLine="480"/>
-        <w:jc w:val="both"/>
-      </w:pPr>
-      <w:r>
-        <w:rPr>
-          <w:rFonts w:ascii="Times New Roman" w:cs="Times New Roman" w:eastAsia="宋体" w:hAnsi="Times New Roman"/>
-          <w:sz w:val="24"/>
-          <w:szCs w:val="24"/>
-        </w:rPr>
-        <w:t xml:space="preserve">皮尤另外给出了一个以“用过聊天机器人的青少年”为分母的数字，是 44%（13–17 岁）。换成相近的分母之后，两者还差大约 10 个百分点，但这 10 个百分点还可能来自年龄范围、抽样方法、调查时间和题目措辞的不同。所以只凭这两项调查，我觉得说不出“几个月内使用频率加速了”这个结论。</w:t>
+        <w:t xml:space="preserve">报告引用皮尤研究中心 2025 年 9 至 10 月的调查，说“30% 的青少年每天使用 AI 聊天机器人”，再对比自己 2026 年初的 54%，说明使用频率在加速。查阅皮尤的原始报告可知：皮尤是概率样本，访问了 1,458 名 13–17 岁的美国青少年，全体青少年中每天至少用一次的比例是 28%（正文说“约三成”），其中 13–14 岁是 24%。这是以全体青少年为分母的结果。Gracenote 的 54% 则是以 13–14 岁的 AI 用户为分母。分母不同，两个数字不能直接比较。</w:t>
+      </w:r>
+    </w:p>
+    <w:p>
+      <w:pPr>
+        <w:spacing w:after="120" w:line="360"/>
+        <w:ind w:firstLine="480"/>
+        <w:jc w:val="both"/>
+      </w:pPr>
+      <w:r>
+        <w:rPr>
+          <w:rFonts w:ascii="Times New Roman" w:cs="Times New Roman" w:eastAsia="宋体" w:hAnsi="Times New Roman"/>
+          <w:sz w:val="24"/>
+          <w:szCs w:val="24"/>
+        </w:rPr>
+        <w:t xml:space="preserve">皮尤另外给出了一个以“用过聊天机器人的青少年”为分母的数字，是 44%（13–17 岁）。换成相近的分母之后，两者还差大约 10 个百分点，但这 10 个百分点还可能来自年龄范围、抽样方法、调查时间和题目措辞的不同。所以仅凭这两项调查，无法得出“几个月内使用频率加速了”的结论。</w:t>
       </w:r>
     </w:p>
     <w:p>
@@ -1303,7 +1303,7 @@
           <w:sz w:val="24"/>
           <w:szCs w:val="24"/>
         </w:rPr>
-        <w:t xml:space="preserve">行业的月流失率（5.5%），来自 Fabric 的分析，我只在媒体转述里找到这个数字，Fabric 自己的页面上没有，也没有说明流失率怎么定义；</w:t>
+        <w:t xml:space="preserve">行业的月流失率（5.5%），来自 Fabric 的分析，该数字只见于媒体转述，Fabric 自己的页面上没有，也没有说明流失率怎么定义；</w:t>
       </w:r>
     </w:p>
     <w:p>
@@ -1369,22 +1369,22 @@
           <w:sz w:val="24"/>
           <w:szCs w:val="24"/>
         </w:rPr>
-        <w:t xml:space="preserve">Veed 的测试也有需要注意的地方。我找到了测试者本人的文章，他们只测了独播剧，每个问题问 3 遍，六国的结果合并计算。其中 ChatGPT 在美国、英国、德国正确率约 80%，在法国、意大利、西班牙不到 30%，国家差异很大，“约三分之二”掩盖了这一点。题目数量和评分办法没有公开。另一家公司 Reelgood 在 2026 年 3 月用 100 部美国影视作品做过测试，ChatGPT 的正确率是 43.76%，Claude 是 50.21%。两项测试的方法不同，不能直接比较数字，但都说明聊天机器人回答“在哪看”并不可靠，这一点和报告的方向是一致的。</w:t>
-      </w:r>
-    </w:p>
-    <w:p>
-      <w:pPr>
-        <w:spacing w:after="120" w:line="360"/>
-        <w:ind w:firstLine="480"/>
-        <w:jc w:val="both"/>
-      </w:pPr>
-      <w:r>
-        <w:rPr>
-          <w:rFonts w:ascii="Times New Roman" w:cs="Times New Roman" w:eastAsia="宋体" w:hAnsi="Times New Roman"/>
-          <w:sz w:val="24"/>
-          <w:szCs w:val="24"/>
-        </w:rPr>
-        <w:t xml:space="preserve">报告引用南加州大学的研究说“高达 38% 的常识数据有偏差”，我也查了原论文。38.6% 只是其中一个知识库（GenericsKB）在一个自动指标下的结果，另一个知识库只有 3.4% 到 4.5%；而且这个自动指标和人工判断的一致率只有 60.9%。报告把它说成“超过三分之一的基础训练数据有偏差”，说法偏大了。</w:t>
+        <w:t xml:space="preserve">Veed 的测试也有需要注意的地方。测试者本人的文章显示，测试只涉及独播剧，每个问题问 3 遍，六国的结果合并计算。其中 ChatGPT 在美国、英国、德国正确率约 80%，在法国、意大利、西班牙不到 30%，国家差异很大，“约三分之二”掩盖了这一点。题目数量和评分办法没有公开。另一家公司 Reelgood 在 2026 年 3 月用 100 部美国影视作品做过测试，ChatGPT 的正确率是 43.76%，Claude 是 50.21%。两项测试的方法不同，不能直接比较数字，但都说明聊天机器人回答“在哪看”并不可靠，这一点和报告的方向是一致的。</w:t>
+      </w:r>
+    </w:p>
+    <w:p>
+      <w:pPr>
+        <w:spacing w:after="120" w:line="360"/>
+        <w:ind w:firstLine="480"/>
+        <w:jc w:val="both"/>
+      </w:pPr>
+      <w:r>
+        <w:rPr>
+          <w:rFonts w:ascii="Times New Roman" w:cs="Times New Roman" w:eastAsia="宋体" w:hAnsi="Times New Roman"/>
+          <w:sz w:val="24"/>
+          <w:szCs w:val="24"/>
+        </w:rPr>
+        <w:t xml:space="preserve">报告引用南加州大学的研究说“高达 38% 的常识数据有偏差”，查阅原论文可知，38.6% 只是其中一个知识库（GenericsKB）在一个自动指标下的结果，另一个知识库只有 3.4% 到 4.5%；而且这个自动指标和人工判断的一致率只有 60.9%。报告把它说成“超过三分之一的基础训练数据有偏差”，说法偏大了。</w:t>
       </w:r>
     </w:p>
     <w:p>
@@ -1416,22 +1416,22 @@
           <w:sz w:val="24"/>
           <w:szCs w:val="24"/>
         </w:rPr>
-        <w:t xml:space="preserve">好的一面是，报告的内部数字大体能复核。我自己用图里的数字重算了联网电视占比（2 小时 18 分除以 4 小时 17 分，约 53.7%；18–34 岁约 80.5%），以及授权剧比原创剧多出的观看时长（约 81.5%），都和报告一致。报告也写明了样本量、调查时间和年龄范围，这在这类企业白皮书里算比较清楚的。</w:t>
-      </w:r>
-    </w:p>
-    <w:p>
-      <w:pPr>
-        <w:spacing w:after="120" w:line="360"/>
-        <w:ind w:firstLine="480"/>
-        <w:jc w:val="both"/>
-      </w:pPr>
-      <w:r>
-        <w:rPr>
-          <w:rFonts w:ascii="Times New Roman" w:cs="Times New Roman" w:eastAsia="宋体" w:hAnsi="Times New Roman"/>
-          <w:sz w:val="24"/>
-          <w:szCs w:val="24"/>
-        </w:rPr>
-        <w:t xml:space="preserve">不太好的一面，是最核心的两份 Gracenote 自有问卷，方法公开得最少，而用到的外部来源里，皮尤、德勤、南加州大学的论文方法都写得比较完整。也就是说，最关键的数据反而最难核查。再加上前面提到的利益关系，我的态度是：报告的方向性判断可以参考，具体数字要查清口径之后再用。</w:t>
+        <w:t xml:space="preserve">好的一面是，报告的内部数字大体能复核。用图中数字重算联网电视占比（2 小时 18 分除以 4 小时 17 分，约 53.7%；18–34 岁约 80.5%），以及授权剧比原创剧多出的观看时长（约 81.5%），结果都和报告一致。报告也写明了样本量、调查时间和年龄范围，这在这类企业白皮书里算比较清楚的。</w:t>
+      </w:r>
+    </w:p>
+    <w:p>
+      <w:pPr>
+        <w:spacing w:after="120" w:line="360"/>
+        <w:ind w:firstLine="480"/>
+        <w:jc w:val="both"/>
+      </w:pPr>
+      <w:r>
+        <w:rPr>
+          <w:rFonts w:ascii="Times New Roman" w:cs="Times New Roman" w:eastAsia="宋体" w:hAnsi="Times New Roman"/>
+          <w:sz w:val="24"/>
+          <w:szCs w:val="24"/>
+        </w:rPr>
+        <w:t xml:space="preserve">不太好的一面，是最核心的两份 Gracenote 自有问卷，方法公开得最少，而用到的外部来源里，皮尤、德勤、南加州大学的论文方法都写得比较完整。也就是说，最关键的数据反而最难核查。再加上前面提到的利益关系，报告的方向性判断可以参考，具体数字需要查清口径之后再使用。</w:t>
       </w:r>
     </w:p>
     <w:p>
@@ -1464,7 +1464,7 @@
           <w:sz w:val="24"/>
           <w:szCs w:val="24"/>
         </w:rPr>
-        <w:t xml:space="preserve">我的整体判断是：这份报告对“AI 用户群体”的描述有参考价值，它说的几个方向，比如年轻人更多用 AI 找内容、AI 回答“在哪看”不够可靠，也能在皮尤、Veed、Reelgood 等独立来源里找到相近的结果。但是它的结论适用的范围比它的表述要窄：</w:t>
+        <w:t xml:space="preserve">这份报告对“AI 用户群体”的描述有参考价值，它说的几个方向，比如年轻人更多用 AI 找内容、AI 回答“在哪看”不够可靠，也能在皮尤、Veed、Reelgood 等独立来源里找到相近的结果。但是它的结论适用的范围比它的表述要窄：</w:t>
       </w:r>
     </w:p>
     <w:tbl>
@@ -1553,7 +1553,7 @@
                 <w:sz w:val="21"/>
                 <w:szCs w:val="21"/>
               </w:rPr>
-              <w:t xml:space="preserve">我的判断</w:t>
+              <w:t xml:space="preserve">判断</w:t>
             </w:r>
           </w:p>
         </w:tc>
@@ -2006,22 +2006,22 @@
           <w:sz w:val="24"/>
           <w:szCs w:val="24"/>
         </w:rPr>
-        <w:t xml:space="preserve">如果让我自己来做这个研究，我会做这样几件事：用概率样本或者至少加权的样本，把不用 AI 的人也包括进来，这样才能说“美国人”；同一份问卷里同时问找节目的困难程度和实际退订行为，最好能追踪同一批人一段时间；问卷方法，包括招募渠道、配额、加权和回收率，在报告里写清楚。</w:t>
-      </w:r>
-    </w:p>
-    <w:p>
-      <w:pPr>
-        <w:spacing w:after="120" w:line="360"/>
-        <w:ind w:firstLine="480"/>
-        <w:jc w:val="both"/>
-      </w:pPr>
-      <w:r>
-        <w:rPr>
-          <w:rFonts w:ascii="Times New Roman" w:cs="Times New Roman" w:eastAsia="宋体" w:hAnsi="Times New Roman"/>
-          <w:sz w:val="24"/>
-          <w:szCs w:val="24"/>
-        </w:rPr>
-        <w:t xml:space="preserve">最后说明一下这次评价本身的局限。第一，我主要是根据公开资料核查，Gracenote 的方法细节有可能在没有公开的文件里。第二，有些来源我只找到了媒体转述，没有找到发布方原文，比如 Fabric 的流失率，文中已经注明。第三，我对来源的判断只针对引用的方式和口径，不是说报告里的数字是编造的。</w:t>
+        <w:t xml:space="preserve">如果重新设计这项研究，可以从三方面改进：用概率样本或者至少加权的样本，并把不用 AI 的人也包括进来，这样才能说“美国人”；同一份问卷里同时问找节目的困难程度和实际退订行为，最好能追踪同一批人一段时间；问卷方法，包括招募渠道、配额、加权和回收率，在报告里写清楚。</w:t>
+      </w:r>
+    </w:p>
+    <w:p>
+      <w:pPr>
+        <w:spacing w:after="120" w:line="360"/>
+        <w:ind w:firstLine="480"/>
+        <w:jc w:val="both"/>
+      </w:pPr>
+      <w:r>
+        <w:rPr>
+          <w:rFonts w:ascii="Times New Roman" w:cs="Times New Roman" w:eastAsia="宋体" w:hAnsi="Times New Roman"/>
+          <w:sz w:val="24"/>
+          <w:szCs w:val="24"/>
+        </w:rPr>
+        <w:t xml:space="preserve">最后说明本次评价的局限。第一，核查主要依据公开资料，Gracenote 的方法细节有可能在没有公开的文件里。第二，有些来源只找到了媒体转述，没有找到发布方原文，比如 Fabric 的流失率，文中已经注明。第三，对来源的判断只针对引用的方式和口径，并非认定报告里的数字是编造的。</w:t>
       </w:r>
     </w:p>
     <w:p>
@@ -2273,21 +2273,6 @@
           <w:szCs w:val="24"/>
         </w:rPr>
         <w:t xml:space="preserve">Nielsen. Big Data + Panel 方法说明；Streaming Content Ratings 说明.</w:t>
-      </w:r>
-    </w:p>
-    <w:p>
-      <w:pPr>
-        <w:spacing w:after="120" w:line="360"/>
-        <w:ind w:firstLine="480"/>
-        <w:jc w:val="both"/>
-      </w:pPr>
-      <w:r>
-        <w:rPr>
-          <w:rFonts w:ascii="Times New Roman" w:cs="Times New Roman" w:eastAsia="宋体" w:hAnsi="Times New Roman"/>
-          <w:sz w:val="24"/>
-          <w:szCs w:val="24"/>
-        </w:rPr>
-        <w:t xml:space="preserve">逐项来源的方法披露与核对记录见另附的《Gracenote 报告数据来源与采集方式核查》。</w:t>
       </w:r>
     </w:p>
     <w:sectPr>

--- a/研究报告_Gracenote报告介绍与评价.docx
+++ b/研究报告_Gracenote报告介绍与评价.docx
@@ -1096,22 +1096,7 @@
           <w:sz w:val="24"/>
           <w:szCs w:val="24"/>
         </w:rPr>
-        <w:t xml:space="preserve">调查一的 4,003 人全部是 AI 聊天机器人用户，不包括不用 AI 的人。所以“54% 每天使用”“75% 会核对”只能说明“在用 AI 的人里”是这个比例。可是报告正文有几处写成了“美国消费者”“美国人”，比如“52% 的美国消费者相信 AI 聊天机器人可能成为他们最喜欢的娱乐信息来源”。如果把不用 AI 的人也算进来，这个比例大概率会低很多，但低多少，这份调查给不出答案。</w:t>
-      </w:r>
-    </w:p>
-    <w:p>
-      <w:pPr>
-        <w:spacing w:after="120" w:line="360"/>
-        <w:ind w:firstLine="480"/>
-        <w:jc w:val="both"/>
-      </w:pPr>
-      <w:r>
-        <w:rPr>
-          <w:rFonts w:ascii="Times New Roman" w:cs="Times New Roman" w:eastAsia="宋体" w:hAnsi="Times New Roman"/>
-          <w:sz w:val="24"/>
-          <w:szCs w:val="24"/>
-        </w:rPr>
-        <w:t xml:space="preserve">还有一个小问题。报告里五个年龄组“会核对 AI 结果”的比例分别是 74%、78%、78%、70%、58%，简单平均是 71.6%，而总体写的是 75%。这说明各组人数不一样，或者做了加权，但报告都没有交代。</w:t>
+        <w:t xml:space="preserve">调查一的 4,003 人全部是 AI 聊天机器人用户，不包括不用 AI 的人。所以“54% 每天使用”“75% 会核对”只能说明“在用 AI 的人里”是这个比例。可是报告正文有几处写成了“美国消费者”“美国人”，容易让读者把结果当成美国人整体的情况。</w:t>
       </w:r>
     </w:p>
     <w:p>
@@ -1143,37 +1128,7 @@
           <w:sz w:val="24"/>
           <w:szCs w:val="24"/>
         </w:rPr>
-        <w:t xml:space="preserve">报告第 9 页把“平均找节目 14 分钟”和尼尔森的美国收视数据画在了同一张图里。对照 2025 年《State of Play》报告里的分国家数据可以发现，这个 14 分钟其实是六个国家的简单平均：巴西 12、法国 26、德国 11、墨西哥 11、英国 12、美国 12，加起来除以 6 正好是 14。美国自己是 12 分钟，法国一个国家的 26 分钟把平均数拉高了，去掉法国后是 11.6 分钟。读者看到图表，很容易以为这是美国人的数据。</w:t>
-      </w:r>
-    </w:p>
-    <w:p>
-      <w:pPr>
-        <w:spacing w:after="120" w:line="360"/>
-        <w:ind w:firstLine="480"/>
-        <w:jc w:val="both"/>
-      </w:pPr>
-      <w:r>
-        <w:rPr>
-          <w:rFonts w:ascii="Times New Roman" w:cs="Times New Roman" w:eastAsia="宋体" w:hAnsi="Times New Roman"/>
-          <w:sz w:val="24"/>
-          <w:szCs w:val="24"/>
-        </w:rPr>
-        <w:t xml:space="preserve">类似的情况还有两处。报告写“50% 的美国电视观众会考虑取消不合适的服务”，在原始材料里只能找到六国合计的 49%，未找到美国的 50%。报告写“26% 的美国人知道想看什么却找不到”，未找到出处。</w:t>
-      </w:r>
-    </w:p>
-    <w:p>
-      <w:pPr>
-        <w:spacing w:after="120" w:line="360"/>
-        <w:ind w:firstLine="480"/>
-        <w:jc w:val="both"/>
-      </w:pPr>
-      <w:r>
-        <w:rPr>
-          <w:rFonts w:ascii="Times New Roman" w:cs="Times New Roman" w:eastAsia="宋体" w:hAnsi="Times New Roman"/>
-          <w:sz w:val="24"/>
-          <w:szCs w:val="24"/>
-        </w:rPr>
-        <w:t xml:space="preserve">另外，每个国家只有 500 人，涉及“美国人”的数字实际上只有大约 500 个样本支撑。按简单随机抽样粗略估算，误差约为正负 4.4 个百分点，而问卷是不是随机抽样本来就不清楚，真实误差可能更大。</w:t>
+        <w:t xml:space="preserve">报告把“平均找节目 14 分钟”和尼尔森的美国收视数据放在了同一张图里。对照 2025 年《State of Play》报告里的分国家数据可以发现，这个 14 分钟是六个国家的简单平均，法国是 26 分钟，把平均数拉高了，美国自己是 12 分钟。读者看到图表，很容易以为这是美国人的数据。</w:t>
       </w:r>
     </w:p>
     <w:p>
@@ -1205,37 +1160,7 @@
           <w:sz w:val="24"/>
           <w:szCs w:val="24"/>
         </w:rPr>
-        <w:t xml:space="preserve">报告引用皮尤研究中心 2025 年 9 至 10 月的调查，说“30% 的青少年每天使用 AI 聊天机器人”，再对比自己 2026 年初的 54%，说明使用频率在加速。查阅皮尤的原始报告可知：皮尤是概率样本，访问了 1,458 名 13–17 岁的美国青少年，全体青少年中每天至少用一次的比例是 28%（正文说“约三成”），其中 13–14 岁是 24%。这是以全体青少年为分母的结果。Gracenote 的 54% 则是以 13–14 岁的 AI 用户为分母。分母不同，两个数字不能直接比较。</w:t>
-      </w:r>
-    </w:p>
-    <w:p>
-      <w:pPr>
-        <w:spacing w:after="120" w:line="360"/>
-        <w:ind w:firstLine="480"/>
-        <w:jc w:val="both"/>
-      </w:pPr>
-      <w:r>
-        <w:rPr>
-          <w:rFonts w:ascii="Times New Roman" w:cs="Times New Roman" w:eastAsia="宋体" w:hAnsi="Times New Roman"/>
-          <w:sz w:val="24"/>
-          <w:szCs w:val="24"/>
-        </w:rPr>
-        <w:t xml:space="preserve">皮尤另外给出了一个以“用过聊天机器人的青少年”为分母的数字，是 44%（13–17 岁）。换成相近的分母之后，两者还差大约 10 个百分点，但这 10 个百分点还可能来自年龄范围、抽样方法、调查时间和题目措辞的不同。所以仅凭这两项调查，无法得出“几个月内使用频率加速了”的结论。</w:t>
-      </w:r>
-    </w:p>
-    <w:p>
-      <w:pPr>
-        <w:spacing w:after="120" w:line="360"/>
-        <w:ind w:firstLine="480"/>
-        <w:jc w:val="both"/>
-      </w:pPr>
-      <w:r>
-        <w:rPr>
-          <w:rFonts w:ascii="Times New Roman" w:cs="Times New Roman" w:eastAsia="宋体" w:hAnsi="Times New Roman"/>
-          <w:sz w:val="24"/>
-          <w:szCs w:val="24"/>
-        </w:rPr>
-        <w:t xml:space="preserve">报告里引用的数据时间也比较杂，有 2025 年第四季度的收视数据、2025 年夏天的调查二、2026 年初的调查一、2024 年 10 月的德勤调查，以及到 2029 年的预测。把这些放在同一个论证里，需要说明它们并不是同一时期的数据。</w:t>
+        <w:t xml:space="preserve">报告引用皮尤研究中心 2025 年秋天的调查，说“30% 的青少年每天使用 AI 聊天机器人”，再对比自己 2026 年初的 54%，说明使用频率在加速。但皮尤的数字是以全体青少年为分母，其中 13–14 岁是 24%；Gracenote 的 54% 则是以 13–14 岁的 AI 用户为分母。皮尤另外给出的“用过聊天机器人的青少年”中每天使用的比例是 44%，与 54% 相差大约 10 个百分点，这一差距还可能来自年龄范围、抽样方法和题目措辞的不同。所以仅凭这两项调查，无法得出“使用频率加速了”的结论。</w:t>
       </w:r>
     </w:p>
     <w:p>
@@ -1267,7 +1192,7 @@
           <w:sz w:val="24"/>
           <w:szCs w:val="24"/>
         </w:rPr>
-        <w:t xml:space="preserve">报告的第三个环节是“内容难找，导致退订”。支撑它的数据其实有四种不同性质的东西：</w:t>
+        <w:t xml:space="preserve">报告的第三个环节是“内容难找，导致退订”，支撑它的数据有四种不同性质的东西：</w:t>
       </w:r>
     </w:p>
     <w:p>
@@ -1303,7 +1228,7 @@
           <w:sz w:val="24"/>
           <w:szCs w:val="24"/>
         </w:rPr>
-        <w:t xml:space="preserve">行业的月流失率（5.5%），来自 Fabric 的分析，该数字只见于媒体转述，Fabric 自己的页面上没有，也没有说明流失率怎么定义；</w:t>
+        <w:t xml:space="preserve">行业的月流失率（5.5%），来自 Fabric 的分析；</w:t>
       </w:r>
     </w:p>
     <w:p>
@@ -1321,7 +1246,7 @@
           <w:sz w:val="24"/>
           <w:szCs w:val="24"/>
         </w:rPr>
-        <w:t xml:space="preserve">普华永道对 2029 年的预测（3,185 亿美元），这是全球市场的预测值，不是美国的，也不是测量值；</w:t>
+        <w:t xml:space="preserve">普华永道对 2029 年的市场预测，是全球数据；</w:t>
       </w:r>
     </w:p>
     <w:p>
@@ -1339,7 +1264,7 @@
           <w:sz w:val="24"/>
           <w:szCs w:val="24"/>
         </w:rPr>
-        <w:t xml:space="preserve">Veed 的聊天机器人测试，测的是 AI 答题准确率。</w:t>
+        <w:t xml:space="preserve">Veed 的聊天机器人测试，测的是 AI 答题的准确率。</w:t>
       </w:r>
     </w:p>
     <w:p>
@@ -1354,84 +1279,7 @@
           <w:sz w:val="24"/>
           <w:szCs w:val="24"/>
         </w:rPr>
-        <w:t xml:space="preserve">这四项来自不同的人群、不同的时间和不同的方法，并不是追踪同一批人看他们找不到节目之后有没有真的退订，也没有做过对比实验，所以只能说它们彼此不矛盾，不能说“找节目困难导致了退订”。</w:t>
-      </w:r>
-    </w:p>
-    <w:p>
-      <w:pPr>
-        <w:spacing w:after="120" w:line="360"/>
-        <w:ind w:firstLine="480"/>
-        <w:jc w:val="both"/>
-      </w:pPr>
-      <w:r>
-        <w:rPr>
-          <w:rFonts w:ascii="Times New Roman" w:cs="Times New Roman" w:eastAsia="宋体" w:hAnsi="Times New Roman"/>
-          <w:sz w:val="24"/>
-          <w:szCs w:val="24"/>
-        </w:rPr>
-        <w:t xml:space="preserve">Veed 的测试也有需要注意的地方。测试者本人的文章显示，测试只涉及独播剧，每个问题问 3 遍，六国的结果合并计算。其中 ChatGPT 在美国、英国、德国正确率约 80%，在法国、意大利、西班牙不到 30%，国家差异很大，“约三分之二”掩盖了这一点。题目数量和评分办法没有公开。另一家公司 Reelgood 在 2026 年 3 月用 100 部美国影视作品做过测试，ChatGPT 的正确率是 43.76%，Claude 是 50.21%。两项测试的方法不同，不能直接比较数字，但都说明聊天机器人回答“在哪看”并不可靠，这一点和报告的方向是一致的。</w:t>
-      </w:r>
-    </w:p>
-    <w:p>
-      <w:pPr>
-        <w:spacing w:after="120" w:line="360"/>
-        <w:ind w:firstLine="480"/>
-        <w:jc w:val="both"/>
-      </w:pPr>
-      <w:r>
-        <w:rPr>
-          <w:rFonts w:ascii="Times New Roman" w:cs="Times New Roman" w:eastAsia="宋体" w:hAnsi="Times New Roman"/>
-          <w:sz w:val="24"/>
-          <w:szCs w:val="24"/>
-        </w:rPr>
-        <w:t xml:space="preserve">报告引用南加州大学的研究说“高达 38% 的常识数据有偏差”，查阅原论文可知，38.6% 只是其中一个知识库（GenericsKB）在一个自动指标下的结果，另一个知识库只有 3.4% 到 4.5%；而且这个自动指标和人工判断的一致率只有 60.9%。报告把它说成“超过三分之一的基础训练数据有偏差”，说法偏大了。</w:t>
-      </w:r>
-    </w:p>
-    <w:p>
-      <w:pPr>
-        <w:pStyle w:val="Heading2"/>
-        <w:keepNext/>
-        <w:spacing w:after="120" w:before="240" w:line="360"/>
-      </w:pPr>
-      <w:r>
-        <w:rPr>
-          <w:rFonts w:ascii="Arial" w:cs="Arial" w:eastAsia="黑体" w:hAnsi="Arial"/>
-          <w:b/>
-          <w:bCs/>
-          <w:sz w:val="28"/>
-          <w:szCs w:val="28"/>
-        </w:rPr>
-        <w:t xml:space="preserve">5. 其他方面</w:t>
-      </w:r>
-    </w:p>
-    <w:p>
-      <w:pPr>
-        <w:spacing w:after="120" w:line="360"/>
-        <w:ind w:firstLine="480"/>
-        <w:jc w:val="both"/>
-      </w:pPr>
-      <w:r>
-        <w:rPr>
-          <w:rFonts w:ascii="Times New Roman" w:cs="Times New Roman" w:eastAsia="宋体" w:hAnsi="Times New Roman"/>
-          <w:sz w:val="24"/>
-          <w:szCs w:val="24"/>
-        </w:rPr>
-        <w:t xml:space="preserve">好的一面是，报告的内部数字大体能复核。用图中数字重算联网电视占比（2 小时 18 分除以 4 小时 17 分，约 53.7%；18–34 岁约 80.5%），以及授权剧比原创剧多出的观看时长（约 81.5%），结果都和报告一致。报告也写明了样本量、调查时间和年龄范围，这在这类企业白皮书里算比较清楚的。</w:t>
-      </w:r>
-    </w:p>
-    <w:p>
-      <w:pPr>
-        <w:spacing w:after="120" w:line="360"/>
-        <w:ind w:firstLine="480"/>
-        <w:jc w:val="both"/>
-      </w:pPr>
-      <w:r>
-        <w:rPr>
-          <w:rFonts w:ascii="Times New Roman" w:cs="Times New Roman" w:eastAsia="宋体" w:hAnsi="Times New Roman"/>
-          <w:sz w:val="24"/>
-          <w:szCs w:val="24"/>
-        </w:rPr>
-        <w:t xml:space="preserve">不太好的一面，是最核心的两份 Gracenote 自有问卷，方法公开得最少，而用到的外部来源里，皮尤、德勤、南加州大学的论文方法都写得比较完整。也就是说，最关键的数据反而最难核查。再加上前面提到的利益关系，报告的方向性判断可以参考，具体数字需要查清口径之后再使用。</w:t>
+        <w:t xml:space="preserve">这四项来自不同的人群、时间和方法，并没有追踪同一批人看他们找不到节目之后是否真的退订，也没有做过对比实验，所以只能说它们彼此不矛盾，不能说“找节目困难导致了退订”。</w:t>
       </w:r>
     </w:p>
     <w:p>
@@ -1464,7 +1312,7 @@
           <w:sz w:val="24"/>
           <w:szCs w:val="24"/>
         </w:rPr>
-        <w:t xml:space="preserve">这份报告对“AI 用户群体”的描述有参考价值，它说的几个方向，比如年轻人更多用 AI 找内容、AI 回答“在哪看”不够可靠，也能在皮尤、Veed、Reelgood 等独立来源里找到相近的结果。但是它的结论适用的范围比它的表述要窄：</w:t>
+        <w:t xml:space="preserve">这份报告对“AI 用户群体”的描述有参考价值，它说的几个方向，比如年轻人更多用 AI 找内容、AI 回答“在哪看”不够可靠，也能在皮尤、Veed 等独立来源里找到相近的结果。但是它的结论适用的范围比它的表述要窄：</w:t>
       </w:r>
     </w:p>
     <w:tbl>
@@ -2021,7 +1869,7 @@
           <w:sz w:val="24"/>
           <w:szCs w:val="24"/>
         </w:rPr>
-        <w:t xml:space="preserve">最后说明本次评价的局限。第一，核查主要依据公开资料，Gracenote 的方法细节有可能在没有公开的文件里。第二，有些来源只找到了媒体转述，没有找到发布方原文，比如 Fabric 的流失率，文中已经注明。第三，对来源的判断只针对引用的方式和口径，并非认定报告里的数字是编造的。</w:t>
+        <w:t xml:space="preserve">最后说明本次评价的局限：核查主要依据公开资料，Gracenote 的方法细节有可能在没有公开的文件里；个别来源只找到了媒体转述，没有找到发布方原文，比如 Fabric 的流失率。对来源的判断只针对引用的方式和口径，并非认定报告里的数字有误。</w:t>
       </w:r>
     </w:p>
     <w:p>
@@ -2218,61 +2066,7 @@
           <w:sz w:val="24"/>
           <w:szCs w:val="24"/>
         </w:rPr>
-        <w:t xml:space="preserve">Reelgood. ChatGPT and Claude streaming availability accuracy analysis. 2026 年 3 月.</w:t>
-      </w:r>
-    </w:p>
-    <w:p>
-      <w:pPr>
-        <w:pStyle w:val="ListParagraph"/>
-        <w:numPr>
-          <w:ilvl w:val="0"/>
-          <w:numId w:val="3"/>
-        </w:numPr>
-        <w:spacing w:after="60" w:line="360"/>
-      </w:pPr>
-      <w:r>
-        <w:rPr>
-          <w:rFonts w:ascii="Times New Roman" w:cs="Times New Roman" w:eastAsia="宋体" w:hAnsi="Times New Roman"/>
-          <w:sz w:val="24"/>
-          <w:szCs w:val="24"/>
-        </w:rPr>
-        <w:t xml:space="preserve">Mehrabi, N. 等. Lawyers are Dishonest? Quantifying Representational Harms in Commonsense Knowledge Resources. EMNLP 2021.</w:t>
-      </w:r>
-    </w:p>
-    <w:p>
-      <w:pPr>
-        <w:pStyle w:val="ListParagraph"/>
-        <w:numPr>
-          <w:ilvl w:val="0"/>
-          <w:numId w:val="3"/>
-        </w:numPr>
-        <w:spacing w:after="60" w:line="360"/>
-      </w:pPr>
-      <w:r>
-        <w:rPr>
-          <w:rFonts w:ascii="Times New Roman" w:cs="Times New Roman" w:eastAsia="宋体" w:hAnsi="Times New Roman"/>
-          <w:sz w:val="24"/>
-          <w:szCs w:val="24"/>
-        </w:rPr>
         <w:t xml:space="preserve">Broadband TV News. US streaming platforms shift focus to retention as churn rates surge. 2025 年 8 月 20 日（转述 Fabric 分析）.</w:t>
-      </w:r>
-    </w:p>
-    <w:p>
-      <w:pPr>
-        <w:pStyle w:val="ListParagraph"/>
-        <w:numPr>
-          <w:ilvl w:val="0"/>
-          <w:numId w:val="3"/>
-        </w:numPr>
-        <w:spacing w:after="60" w:line="360"/>
-      </w:pPr>
-      <w:r>
-        <w:rPr>
-          <w:rFonts w:ascii="Times New Roman" w:cs="Times New Roman" w:eastAsia="宋体" w:hAnsi="Times New Roman"/>
-          <w:sz w:val="24"/>
-          <w:szCs w:val="24"/>
-        </w:rPr>
-        <w:t xml:space="preserve">Nielsen. Big Data + Panel 方法说明；Streaming Content Ratings 说明.</w:t>
       </w:r>
     </w:p>
     <w:sectPr>

--- a/研究报告_Gracenote报告介绍与评价.docx
+++ b/研究报告_Gracenote报告介绍与评价.docx
@@ -105,7 +105,7 @@
           <w:sz w:val="24"/>
           <w:szCs w:val="24"/>
         </w:rPr>
-        <w:t xml:space="preserve">选择这份报告有两个原因。一是这个话题离日常生活很近，“想看的片子到底在哪个平台”是看流媒体时常见的麻烦。二是报告里用了很多问卷数字，还引用了十几个外部来源，正好可以用来练习：一个数字背后到底是谁回答的、怎么抽的、什么时候调查的。</w:t>
+        <w:t xml:space="preserve">选择这份报告有两个原因。一是这个话题离日常生活很近，看流媒体时经常遇到不知道想看的节目在哪个平台的麻烦。二是报告里用了不少问卷数据，还引用了十几个外部来源，适合用来练习阅读调查报告，也就是弄清楚一个数字是由哪些人、在什么时候、通过什么方式得到的。</w:t>
       </w:r>
     </w:p>
     <w:p>
@@ -137,91 +137,37 @@
           <w:sz w:val="24"/>
           <w:szCs w:val="24"/>
         </w:rPr>
-        <w:t xml:space="preserve">报告的背景是流媒体越来越分散。按报告的统计，截至 2026 年 2 月，Gracenote 记录了近 350 个流媒体点播（SVOD）片库、约 180 万个节目，另有近 2,100 个免费广告电视频道（FAST）。节目多了，平台多了，找到想看的内容反而更费劲。与此同时，越来越多的人开始用 ChatGPT 这类 AI 聊天机器人来问“这部剧在哪能看”。</w:t>
-      </w:r>
-    </w:p>
-    <w:p>
-      <w:pPr>
-        <w:spacing w:after="120" w:line="360"/>
-        <w:ind w:firstLine="480"/>
-        <w:jc w:val="both"/>
-      </w:pPr>
-      <w:r>
-        <w:rPr>
-          <w:rFonts w:ascii="Times New Roman" w:cs="Times New Roman" w:eastAsia="宋体" w:hAnsi="Times New Roman"/>
-          <w:sz w:val="24"/>
-          <w:szCs w:val="24"/>
-        </w:rPr>
-        <w:t xml:space="preserve">围绕这个背景，报告想回答三个问题：</w:t>
-      </w:r>
-    </w:p>
-    <w:p>
-      <w:pPr>
-        <w:pStyle w:val="ListParagraph"/>
-        <w:numPr>
-          <w:ilvl w:val="0"/>
-          <w:numId w:val="2"/>
-        </w:numPr>
-        <w:spacing w:after="60" w:line="360"/>
-      </w:pPr>
-      <w:r>
-        <w:rPr>
-          <w:rFonts w:ascii="Times New Roman" w:cs="Times New Roman" w:eastAsia="宋体" w:hAnsi="Times New Roman"/>
-          <w:sz w:val="24"/>
-          <w:szCs w:val="24"/>
-        </w:rPr>
-        <w:t xml:space="preserve">各年龄段的人使用 AI 的频率如何，年轻人是不是更依赖它；</w:t>
-      </w:r>
-    </w:p>
-    <w:p>
-      <w:pPr>
-        <w:pStyle w:val="ListParagraph"/>
-        <w:numPr>
-          <w:ilvl w:val="0"/>
-          <w:numId w:val="2"/>
-        </w:numPr>
-        <w:spacing w:after="60" w:line="360"/>
-      </w:pPr>
-      <w:r>
-        <w:rPr>
-          <w:rFonts w:ascii="Times New Roman" w:cs="Times New Roman" w:eastAsia="宋体" w:hAnsi="Times New Roman"/>
-          <w:sz w:val="24"/>
-          <w:szCs w:val="24"/>
-        </w:rPr>
-        <w:t xml:space="preserve">找节目有多困难，困难到什么程度会让人退订；</w:t>
-      </w:r>
-    </w:p>
-    <w:p>
-      <w:pPr>
-        <w:pStyle w:val="ListParagraph"/>
-        <w:numPr>
-          <w:ilvl w:val="0"/>
-          <w:numId w:val="2"/>
-        </w:numPr>
-        <w:spacing w:after="60" w:line="360"/>
-      </w:pPr>
-      <w:r>
-        <w:rPr>
-          <w:rFonts w:ascii="Times New Roman" w:cs="Times New Roman" w:eastAsia="宋体" w:hAnsi="Times New Roman"/>
-          <w:sz w:val="24"/>
-          <w:szCs w:val="24"/>
-        </w:rPr>
-        <w:t xml:space="preserve">人们对 AI 给出的答案有多信任。</w:t>
-      </w:r>
-    </w:p>
-    <w:p>
-      <w:pPr>
-        <w:spacing w:after="120" w:line="360"/>
-        <w:ind w:firstLine="480"/>
-        <w:jc w:val="both"/>
-      </w:pPr>
-      <w:r>
-        <w:rPr>
-          <w:rFonts w:ascii="Times New Roman" w:cs="Times New Roman" w:eastAsia="宋体" w:hAnsi="Times New Roman"/>
-          <w:sz w:val="24"/>
-          <w:szCs w:val="24"/>
-        </w:rPr>
-        <w:t xml:space="preserve">报告最后落到一个建议上：AI 需要连接可靠、经过验证的行业数据（报告称之为“接地”，grounding），才能给出准确的节目信息。需要说明的是，提供这类行业数据正是 Gracenote 自己的业务，所以这个建议和作者的商业利益是一致的。</w:t>
+        <w:t xml:space="preserve">报告的背景是流媒体越来越分散。按报告的统计，截至 2026 年 2 月，Gracenote 记录了近 350 个流媒体点播（SVOD）片库、约 180 万个节目，另有近 2,100 个免费广告电视频道（FAST）。节目和平台增多以后，用户找到想看的内容更费劲了。同时，越来越多的人开始用 ChatGPT 这类 AI 聊天机器人询问“这部剧在哪能看”。</w:t>
+      </w:r>
+    </w:p>
+    <w:p>
+      <w:pPr>
+        <w:spacing w:after="120" w:line="360"/>
+        <w:ind w:firstLine="480"/>
+        <w:jc w:val="both"/>
+      </w:pPr>
+      <w:r>
+        <w:rPr>
+          <w:rFonts w:ascii="Times New Roman" w:cs="Times New Roman" w:eastAsia="宋体" w:hAnsi="Times New Roman"/>
+          <w:sz w:val="24"/>
+          <w:szCs w:val="24"/>
+        </w:rPr>
+        <w:t xml:space="preserve">围绕这个背景，报告想了解三件事：各年龄段使用 AI 的频率，年轻人是否更依赖 AI；找节目有多困难，困难到什么程度会让人退订；人们对 AI 给出的答案有多信任。</w:t>
+      </w:r>
+    </w:p>
+    <w:p>
+      <w:pPr>
+        <w:spacing w:after="120" w:line="360"/>
+        <w:ind w:firstLine="480"/>
+        <w:jc w:val="both"/>
+      </w:pPr>
+      <w:r>
+        <w:rPr>
+          <w:rFonts w:ascii="Times New Roman" w:cs="Times New Roman" w:eastAsia="宋体" w:hAnsi="Times New Roman"/>
+          <w:sz w:val="24"/>
+          <w:szCs w:val="24"/>
+        </w:rPr>
+        <w:t xml:space="preserve">报告最后提出一个建议：AI 需要连接可靠、经过验证的行业数据（报告称之为“接地”，grounding），才能给出准确的节目信息。需要说明的是，提供这类行业数据正是 Gracenote 自己的业务，所以这个建议和作者的商业利益是一致的。</w:t>
       </w:r>
     </w:p>
     <w:p>
@@ -932,107 +878,67 @@
           <w:sz w:val="24"/>
           <w:szCs w:val="24"/>
         </w:rPr>
-        <w:t xml:space="preserve">报告的结论分为四个环节，这也是它的论证顺序：</w:t>
-      </w:r>
-    </w:p>
-    <w:p>
-      <w:pPr>
-        <w:spacing w:after="120" w:line="360"/>
-        <w:ind w:firstLine="480"/>
-        <w:jc w:val="both"/>
-      </w:pPr>
-      <w:r>
-        <w:rPr>
-          <w:rFonts w:ascii="Times New Roman" w:cs="Times New Roman" w:eastAsia="宋体" w:hAnsi="Times New Roman"/>
-          <w:b/>
-          <w:bCs/>
-          <w:sz w:val="24"/>
-          <w:szCs w:val="24"/>
-        </w:rPr>
-        <w:t xml:space="preserve">1. 年轻人越来越依赖 AI。</w:t>
-      </w:r>
-      <w:r>
-        <w:rPr>
-          <w:rFonts w:ascii="Times New Roman" w:cs="Times New Roman" w:eastAsia="宋体" w:hAnsi="Times New Roman"/>
-          <w:sz w:val="24"/>
-          <w:szCs w:val="24"/>
-        </w:rPr>
-        <w:t xml:space="preserve"> 13–14 岁的受访者（报告称为 Alpha 世代）里，80% 说过去 18 个月使用 AI 聊天机器人的次数增加了，54% 每天都在用。各个年龄段的人都更喜欢 AI 那种直接、全面、可以追问的回答。</w:t>
-      </w:r>
-    </w:p>
-    <w:p>
-      <w:pPr>
-        <w:spacing w:after="120" w:line="360"/>
-        <w:ind w:firstLine="480"/>
-        <w:jc w:val="both"/>
-      </w:pPr>
-      <w:r>
-        <w:rPr>
-          <w:rFonts w:ascii="Times New Roman" w:cs="Times New Roman" w:eastAsia="宋体" w:hAnsi="Times New Roman"/>
-          <w:b/>
-          <w:bCs/>
-          <w:sz w:val="24"/>
-          <w:szCs w:val="24"/>
-        </w:rPr>
-        <w:t xml:space="preserve">2. 但人们对 AI 的信任有限。</w:t>
-      </w:r>
-      <w:r>
-        <w:rPr>
-          <w:rFonts w:ascii="Times New Roman" w:cs="Times New Roman" w:eastAsia="宋体" w:hAnsi="Times New Roman"/>
-          <w:sz w:val="24"/>
-          <w:szCs w:val="24"/>
-        </w:rPr>
-        <w:t xml:space="preserve"> 75% 的受访者表示会核对 AI 给出的结果。报告对此的解释是，AI 会产生看似合理但并不正确的内容，所以用户不能完全放心。</w:t>
-      </w:r>
-    </w:p>
-    <w:p>
-      <w:pPr>
-        <w:spacing w:after="120" w:line="360"/>
-        <w:ind w:firstLine="480"/>
-        <w:jc w:val="both"/>
-      </w:pPr>
-      <w:r>
-        <w:rPr>
-          <w:rFonts w:ascii="Times New Roman" w:cs="Times New Roman" w:eastAsia="宋体" w:hAnsi="Times New Roman"/>
-          <w:b/>
-          <w:bCs/>
-          <w:sz w:val="24"/>
-          <w:szCs w:val="24"/>
-        </w:rPr>
-        <w:t xml:space="preserve">3. 内容难找，可能导致退订。</w:t>
-      </w:r>
-      <w:r>
-        <w:rPr>
-          <w:rFonts w:ascii="Times New Roman" w:cs="Times New Roman" w:eastAsia="宋体" w:hAnsi="Times New Roman"/>
-          <w:sz w:val="24"/>
-          <w:szCs w:val="24"/>
-        </w:rPr>
-        <w:t xml:space="preserve"> 报告指出，34 岁及以下的人看电视的时间比 34 岁以上的人少 43%，但花在找节目上的时间更多。联网电视已经占美国电视收看时间的 54%（18–34 岁为 80%）。调查二显示，受访者平均要花 14 分钟找节目；54% 的 18–34 岁受访者表示，如果找不到想看的就可能取消订阅。另外，Veed Analytics 的测试发现，聊天机器人只有约三分之二的回答能正确指出节目在哪个平台，只有 31% 的回答给出了直达链接。</w:t>
-      </w:r>
-    </w:p>
-    <w:p>
-      <w:pPr>
-        <w:spacing w:after="120" w:line="360"/>
-        <w:ind w:firstLine="480"/>
-        <w:jc w:val="both"/>
-      </w:pPr>
-      <w:r>
-        <w:rPr>
-          <w:rFonts w:ascii="Times New Roman" w:cs="Times New Roman" w:eastAsia="宋体" w:hAnsi="Times New Roman"/>
-          <w:b/>
-          <w:bCs/>
-          <w:sz w:val="24"/>
-          <w:szCs w:val="24"/>
-        </w:rPr>
-        <w:t xml:space="preserve">4. 所以 AI 需要接入可靠的行业数据。</w:t>
-      </w:r>
-      <w:r>
-        <w:rPr>
-          <w:rFonts w:ascii="Times New Roman" w:cs="Times New Roman" w:eastAsia="宋体" w:hAnsi="Times New Roman"/>
-          <w:sz w:val="24"/>
-          <w:szCs w:val="24"/>
-        </w:rPr>
-        <w:t xml:space="preserve"> 报告据此认为，大模型想做好电视内容推荐和搜索，必须连接经过验证的节目数据。</w:t>
+        <w:t xml:space="preserve">报告的结论可以分成四个部分，前后之间有先后的推论关系。</w:t>
+      </w:r>
+    </w:p>
+    <w:p>
+      <w:pPr>
+        <w:spacing w:after="120" w:line="360"/>
+        <w:ind w:firstLine="480"/>
+        <w:jc w:val="both"/>
+      </w:pPr>
+      <w:r>
+        <w:rPr>
+          <w:rFonts w:ascii="Times New Roman" w:cs="Times New Roman" w:eastAsia="宋体" w:hAnsi="Times New Roman"/>
+          <w:sz w:val="24"/>
+          <w:szCs w:val="24"/>
+        </w:rPr>
+        <w:t xml:space="preserve">第一，报告认为年轻人越来越依赖 AI。13–14 岁的受访者（报告称为 Alpha 世代）中，80% 表示过去 18 个月使用 AI 聊天机器人的次数增加了，54% 每天都在使用。各年龄段的受访者普遍更喜欢 AI 直接、全面、可以追问的回答。</w:t>
+      </w:r>
+    </w:p>
+    <w:p>
+      <w:pPr>
+        <w:spacing w:after="120" w:line="360"/>
+        <w:ind w:firstLine="480"/>
+        <w:jc w:val="both"/>
+      </w:pPr>
+      <w:r>
+        <w:rPr>
+          <w:rFonts w:ascii="Times New Roman" w:cs="Times New Roman" w:eastAsia="宋体" w:hAnsi="Times New Roman"/>
+          <w:sz w:val="24"/>
+          <w:szCs w:val="24"/>
+        </w:rPr>
+        <w:t xml:space="preserve">第二，人们对 AI 的信任有限。75% 的受访者表示会核对 AI 给出的结果。报告的解释是，AI 可能生成看似合理但并不正确的内容，用户不能完全放心。</w:t>
+      </w:r>
+    </w:p>
+    <w:p>
+      <w:pPr>
+        <w:spacing w:after="120" w:line="360"/>
+        <w:ind w:firstLine="480"/>
+        <w:jc w:val="both"/>
+      </w:pPr>
+      <w:r>
+        <w:rPr>
+          <w:rFonts w:ascii="Times New Roman" w:cs="Times New Roman" w:eastAsia="宋体" w:hAnsi="Times New Roman"/>
+          <w:sz w:val="24"/>
+          <w:szCs w:val="24"/>
+        </w:rPr>
+        <w:t xml:space="preserve">第三，内容难找可能导致退订。报告指出，34 岁及以下的人看电视的时间比 34 岁以上的人少 43%，但花在找节目上的时间更多。联网电视已经占美国电视收看时间的 54%（18–34 岁为 80%）。调查二显示，受访者平均要花 14 分钟找节目；54% 的 18–34 岁受访者表示，如果找不到想看的就可能取消订阅。另外，Veed Analytics 的测试发现，聊天机器人只有约三分之二的回答能正确指出节目在哪个平台，只有 31% 的回答给出了直达链接。</w:t>
+      </w:r>
+    </w:p>
+    <w:p>
+      <w:pPr>
+        <w:spacing w:after="120" w:line="360"/>
+        <w:ind w:firstLine="480"/>
+        <w:jc w:val="both"/>
+      </w:pPr>
+      <w:r>
+        <w:rPr>
+          <w:rFonts w:ascii="Times New Roman" w:cs="Times New Roman" w:eastAsia="宋体" w:hAnsi="Times New Roman"/>
+          <w:sz w:val="24"/>
+          <w:szCs w:val="24"/>
+        </w:rPr>
+        <w:t xml:space="preserve">第四，因此 AI 需要接入可靠的行业数据。报告认为，大模型要做好电视内容的推荐和搜索，需要连接经过验证的节目数据。</w:t>
       </w:r>
     </w:p>
     <w:p>
@@ -1081,22 +987,22 @@
           <w:sz w:val="28"/>
           <w:szCs w:val="28"/>
         </w:rPr>
-        <w:t xml:space="preserve">1. 调查对象：样本只有 AI 用户</w:t>
-      </w:r>
-    </w:p>
-    <w:p>
-      <w:pPr>
-        <w:spacing w:after="120" w:line="360"/>
-        <w:ind w:firstLine="480"/>
-        <w:jc w:val="both"/>
-      </w:pPr>
-      <w:r>
-        <w:rPr>
-          <w:rFonts w:ascii="Times New Roman" w:cs="Times New Roman" w:eastAsia="宋体" w:hAnsi="Times New Roman"/>
-          <w:sz w:val="24"/>
-          <w:szCs w:val="24"/>
-        </w:rPr>
-        <w:t xml:space="preserve">调查一的 4,003 人全部是 AI 聊天机器人用户，不包括不用 AI 的人。所以“54% 每天使用”“75% 会核对”只能说明“在用 AI 的人里”是这个比例。可是报告正文有几处写成了“美国消费者”“美国人”，容易让读者把结果当成美国人整体的情况。</w:t>
+        <w:t xml:space="preserve">1. 调查对象</w:t>
+      </w:r>
+    </w:p>
+    <w:p>
+      <w:pPr>
+        <w:spacing w:after="120" w:line="360"/>
+        <w:ind w:firstLine="480"/>
+        <w:jc w:val="both"/>
+      </w:pPr>
+      <w:r>
+        <w:rPr>
+          <w:rFonts w:ascii="Times New Roman" w:cs="Times New Roman" w:eastAsia="宋体" w:hAnsi="Times New Roman"/>
+          <w:sz w:val="24"/>
+          <w:szCs w:val="24"/>
+        </w:rPr>
+        <w:t xml:space="preserve">调查一的 4,003 人全部是 AI 聊天机器人用户，没有包括不用 AI 的人。因此“54% 每天使用”“75% 会核对”反映的是使用 AI 的人群，不能代表所有人。报告正文中有几处写成了“美国消费者”“美国人”，容易让读者误以为这是美国人整体的情况。</w:t>
       </w:r>
     </w:p>
     <w:p>
@@ -1113,22 +1019,22 @@
           <w:sz w:val="28"/>
           <w:szCs w:val="28"/>
         </w:rPr>
-        <w:t xml:space="preserve">2. 调查范围：“14 分钟”是六国平均值</w:t>
-      </w:r>
-    </w:p>
-    <w:p>
-      <w:pPr>
-        <w:spacing w:after="120" w:line="360"/>
-        <w:ind w:firstLine="480"/>
-        <w:jc w:val="both"/>
-      </w:pPr>
-      <w:r>
-        <w:rPr>
-          <w:rFonts w:ascii="Times New Roman" w:cs="Times New Roman" w:eastAsia="宋体" w:hAnsi="Times New Roman"/>
-          <w:sz w:val="24"/>
-          <w:szCs w:val="24"/>
-        </w:rPr>
-        <w:t xml:space="preserve">报告把“平均找节目 14 分钟”和尼尔森的美国收视数据放在了同一张图里。对照 2025 年《State of Play》报告里的分国家数据可以发现，这个 14 分钟是六个国家的简单平均，法国是 26 分钟，把平均数拉高了，美国自己是 12 分钟。读者看到图表，很容易以为这是美国人的数据。</w:t>
+        <w:t xml:space="preserve">2. 调查范围</w:t>
+      </w:r>
+    </w:p>
+    <w:p>
+      <w:pPr>
+        <w:spacing w:after="120" w:line="360"/>
+        <w:ind w:firstLine="480"/>
+        <w:jc w:val="both"/>
+      </w:pPr>
+      <w:r>
+        <w:rPr>
+          <w:rFonts w:ascii="Times New Roman" w:cs="Times New Roman" w:eastAsia="宋体" w:hAnsi="Times New Roman"/>
+          <w:sz w:val="24"/>
+          <w:szCs w:val="24"/>
+        </w:rPr>
+        <w:t xml:space="preserve">报告把“平均找节目 14 分钟”与尼尔森的美国收视数据放在同一张图里。对照 2025 年《State of Play》报告中的分国家数据可以发现，14 分钟是六个国家的简单平均，其中法国为 26 分钟，拉高了平均值，美国本身是 12 分钟。读者看到这张图，容易把 14 分钟当成美国的数据。</w:t>
       </w:r>
     </w:p>
     <w:p>
@@ -1145,22 +1051,22 @@
           <w:sz w:val="28"/>
           <w:szCs w:val="28"/>
         </w:rPr>
-        <w:t xml:space="preserve">3. 调查时间：用来比较的两个数字分母不一样</w:t>
-      </w:r>
-    </w:p>
-    <w:p>
-      <w:pPr>
-        <w:spacing w:after="120" w:line="360"/>
-        <w:ind w:firstLine="480"/>
-        <w:jc w:val="both"/>
-      </w:pPr>
-      <w:r>
-        <w:rPr>
-          <w:rFonts w:ascii="Times New Roman" w:cs="Times New Roman" w:eastAsia="宋体" w:hAnsi="Times New Roman"/>
-          <w:sz w:val="24"/>
-          <w:szCs w:val="24"/>
-        </w:rPr>
-        <w:t xml:space="preserve">报告引用皮尤研究中心 2025 年秋天的调查，说“30% 的青少年每天使用 AI 聊天机器人”，再对比自己 2026 年初的 54%，说明使用频率在加速。但皮尤的数字是以全体青少年为分母，其中 13–14 岁是 24%；Gracenote 的 54% 则是以 13–14 岁的 AI 用户为分母。皮尤另外给出的“用过聊天机器人的青少年”中每天使用的比例是 44%，与 54% 相差大约 10 个百分点，这一差距还可能来自年龄范围、抽样方法和题目措辞的不同。所以仅凭这两项调查，无法得出“使用频率加速了”的结论。</w:t>
+        <w:t xml:space="preserve">3. 调查时间</w:t>
+      </w:r>
+    </w:p>
+    <w:p>
+      <w:pPr>
+        <w:spacing w:after="120" w:line="360"/>
+        <w:ind w:firstLine="480"/>
+        <w:jc w:val="both"/>
+      </w:pPr>
+      <w:r>
+        <w:rPr>
+          <w:rFonts w:ascii="Times New Roman" w:cs="Times New Roman" w:eastAsia="宋体" w:hAnsi="Times New Roman"/>
+          <w:sz w:val="24"/>
+          <w:szCs w:val="24"/>
+        </w:rPr>
+        <w:t xml:space="preserve">报告引用皮尤研究中心 2025 年秋天的调查，称 30% 的青少年每天使用 AI 聊天机器人，再与自己 2026 年初的 54% 比较，认为使用频率在加速。但皮尤的数字以全体青少年为分母，13–14 岁组为 24%，而 Gracenote 的 54% 以 13–14 岁的 AI 用户为分母，两者的统计对象不同。皮尤另外给出，在用过聊天机器人的青少年中，每天使用的比例是 44%，与 54% 仍相差约 10 个百分点，这一差距也可能来自年龄范围、抽样方法和题目措辞的不同。因此仅凭这两项调查，还不能判断使用频率是否在加速。</w:t>
       </w:r>
     </w:p>
     <w:p>
@@ -1177,109 +1083,22 @@
           <w:sz w:val="28"/>
           <w:szCs w:val="28"/>
         </w:rPr>
-        <w:t xml:space="preserve">4. 研究方法：几类数据拼在一起，不能证明因果</w:t>
-      </w:r>
-    </w:p>
-    <w:p>
-      <w:pPr>
-        <w:spacing w:after="120" w:line="360"/>
-        <w:ind w:firstLine="480"/>
-        <w:jc w:val="both"/>
-      </w:pPr>
-      <w:r>
-        <w:rPr>
-          <w:rFonts w:ascii="Times New Roman" w:cs="Times New Roman" w:eastAsia="宋体" w:hAnsi="Times New Roman"/>
-          <w:sz w:val="24"/>
-          <w:szCs w:val="24"/>
-        </w:rPr>
-        <w:t xml:space="preserve">报告的第三个环节是“内容难找，导致退订”，支撑它的数据有四种不同性质的东西：</w:t>
-      </w:r>
-    </w:p>
-    <w:p>
-      <w:pPr>
-        <w:pStyle w:val="ListParagraph"/>
-        <w:numPr>
-          <w:ilvl w:val="0"/>
-          <w:numId w:val="3"/>
-        </w:numPr>
-        <w:spacing w:after="60" w:line="360"/>
-      </w:pPr>
-      <w:r>
-        <w:rPr>
-          <w:rFonts w:ascii="Times New Roman" w:cs="Times New Roman" w:eastAsia="宋体" w:hAnsi="Times New Roman"/>
-          <w:sz w:val="24"/>
-          <w:szCs w:val="24"/>
-        </w:rPr>
-        <w:t xml:space="preserve">问卷中的“可能退订”（54%），是态度，不是行为；</w:t>
-      </w:r>
-    </w:p>
-    <w:p>
-      <w:pPr>
-        <w:pStyle w:val="ListParagraph"/>
-        <w:numPr>
-          <w:ilvl w:val="0"/>
-          <w:numId w:val="3"/>
-        </w:numPr>
-        <w:spacing w:after="60" w:line="360"/>
-      </w:pPr>
-      <w:r>
-        <w:rPr>
-          <w:rFonts w:ascii="Times New Roman" w:cs="Times New Roman" w:eastAsia="宋体" w:hAnsi="Times New Roman"/>
-          <w:sz w:val="24"/>
-          <w:szCs w:val="24"/>
-        </w:rPr>
-        <w:t xml:space="preserve">行业的月流失率（5.5%），来自 Fabric 的分析；</w:t>
-      </w:r>
-    </w:p>
-    <w:p>
-      <w:pPr>
-        <w:pStyle w:val="ListParagraph"/>
-        <w:numPr>
-          <w:ilvl w:val="0"/>
-          <w:numId w:val="3"/>
-        </w:numPr>
-        <w:spacing w:after="60" w:line="360"/>
-      </w:pPr>
-      <w:r>
-        <w:rPr>
-          <w:rFonts w:ascii="Times New Roman" w:cs="Times New Roman" w:eastAsia="宋体" w:hAnsi="Times New Roman"/>
-          <w:sz w:val="24"/>
-          <w:szCs w:val="24"/>
-        </w:rPr>
-        <w:t xml:space="preserve">普华永道对 2029 年的市场预测，是全球数据；</w:t>
-      </w:r>
-    </w:p>
-    <w:p>
-      <w:pPr>
-        <w:pStyle w:val="ListParagraph"/>
-        <w:numPr>
-          <w:ilvl w:val="0"/>
-          <w:numId w:val="3"/>
-        </w:numPr>
-        <w:spacing w:after="60" w:line="360"/>
-      </w:pPr>
-      <w:r>
-        <w:rPr>
-          <w:rFonts w:ascii="Times New Roman" w:cs="Times New Roman" w:eastAsia="宋体" w:hAnsi="Times New Roman"/>
-          <w:sz w:val="24"/>
-          <w:szCs w:val="24"/>
-        </w:rPr>
-        <w:t xml:space="preserve">Veed 的聊天机器人测试，测的是 AI 答题的准确率。</w:t>
-      </w:r>
-    </w:p>
-    <w:p>
-      <w:pPr>
-        <w:spacing w:after="120" w:line="360"/>
-        <w:ind w:firstLine="480"/>
-        <w:jc w:val="both"/>
-      </w:pPr>
-      <w:r>
-        <w:rPr>
-          <w:rFonts w:ascii="Times New Roman" w:cs="Times New Roman" w:eastAsia="宋体" w:hAnsi="Times New Roman"/>
-          <w:sz w:val="24"/>
-          <w:szCs w:val="24"/>
-        </w:rPr>
-        <w:t xml:space="preserve">这四项来自不同的人群、时间和方法，并没有追踪同一批人看他们找不到节目之后是否真的退订，也没有做过对比实验，所以只能说它们彼此不矛盾，不能说“找节目困难导致了退订”。</w:t>
+        <w:t xml:space="preserve">4. 研究方法</w:t>
+      </w:r>
+    </w:p>
+    <w:p>
+      <w:pPr>
+        <w:spacing w:after="120" w:line="360"/>
+        <w:ind w:firstLine="480"/>
+        <w:jc w:val="both"/>
+      </w:pPr>
+      <w:r>
+        <w:rPr>
+          <w:rFonts w:ascii="Times New Roman" w:cs="Times New Roman" w:eastAsia="宋体" w:hAnsi="Times New Roman"/>
+          <w:sz w:val="24"/>
+          <w:szCs w:val="24"/>
+        </w:rPr>
+        <w:t xml:space="preserve">报告的第三个结论认为内容难找会导致退订。支撑这一结论的数据有四类：问卷中的“可能退订”（54%），反映的是受访者的态度；Fabric 统计的行业月流失率（5.5%）；普华永道对 2029 年全球市场的预测；以及 Veed 对聊天机器人回答准确率的测试。这些数据来自不同的人群、时间和方法，报告没有追踪同一批人是否真的退订，也没有做对比实验。因此这些数据只能说明几件事情同时存在，不足以证明找节目困难导致了退订。</w:t>
       </w:r>
     </w:p>
     <w:p>
@@ -1301,575 +1120,47 @@
     </w:p>
     <w:p>
       <w:pPr>
-        <w:keepNext/>
-        <w:spacing w:after="120" w:line="360"/>
-        <w:ind w:firstLine="480"/>
-        <w:jc w:val="both"/>
-      </w:pPr>
-      <w:r>
-        <w:rPr>
-          <w:rFonts w:ascii="Times New Roman" w:cs="Times New Roman" w:eastAsia="宋体" w:hAnsi="Times New Roman"/>
-          <w:sz w:val="24"/>
-          <w:szCs w:val="24"/>
-        </w:rPr>
-        <w:t xml:space="preserve">这份报告对“AI 用户群体”的描述有参考价值，它说的几个方向，比如年轻人更多用 AI 找内容、AI 回答“在哪看”不够可靠，也能在皮尤、Veed 等独立来源里找到相近的结果。但是它的结论适用的范围比它的表述要窄：</w:t>
-      </w:r>
-    </w:p>
-    <w:tbl>
-      <w:tblPr>
-        <w:tblW w:type="dxa" w:w="9026"/>
-        <w:tblBorders>
-          <w:top w:val="single" w:color="auto" w:sz="4"/>
-          <w:left w:val="single" w:color="auto" w:sz="4"/>
-          <w:bottom w:val="single" w:color="auto" w:sz="4"/>
-          <w:right w:val="single" w:color="auto" w:sz="4"/>
-          <w:insideH w:val="single" w:color="auto" w:sz="4"/>
-          <w:insideV w:val="single" w:color="auto" w:sz="4"/>
-        </w:tblBorders>
-      </w:tblPr>
-      <w:tblGrid>
-        <w:gridCol w:w="2000"/>
-        <w:gridCol w:w="1500"/>
-        <w:gridCol w:w="5526"/>
-      </w:tblGrid>
-      <w:tr>
-        <w:trPr>
-          <w:cantSplit/>
-          <w:tblHeader/>
-        </w:trPr>
-        <w:tc>
-          <w:tcPr>
-            <w:tcW w:type="dxa" w:w="2000"/>
-            <w:tcBorders>
-              <w:top w:val="single" w:color="808080" w:sz="4"/>
-              <w:left w:val="single" w:color="808080" w:sz="4"/>
-              <w:bottom w:val="single" w:color="808080" w:sz="4"/>
-              <w:right w:val="single" w:color="808080" w:sz="4"/>
-            </w:tcBorders>
-            <w:shd w:fill="EDEDED" w:color="auto" w:val="clear"/>
-            <w:tcMar>
-              <w:top w:type="dxa" w:w="80"/>
-              <w:left w:type="dxa" w:w="120"/>
-              <w:bottom w:type="dxa" w:w="80"/>
-              <w:right w:type="dxa" w:w="120"/>
-            </w:tcMar>
-          </w:tcPr>
-          <w:p>
-            <w:pPr>
-              <w:keepNext/>
-              <w:spacing w:line="300"/>
-            </w:pPr>
-            <w:r>
-              <w:rPr>
-                <w:rFonts w:ascii="Times New Roman" w:cs="Times New Roman" w:eastAsia="宋体" w:hAnsi="Times New Roman"/>
-                <w:b/>
-                <w:bCs/>
-                <w:sz w:val="21"/>
-                <w:szCs w:val="21"/>
-              </w:rPr>
-              <w:t xml:space="preserve">环节</w:t>
-            </w:r>
-          </w:p>
-        </w:tc>
-        <w:tc>
-          <w:tcPr>
-            <w:tcW w:type="dxa" w:w="1500"/>
-            <w:tcBorders>
-              <w:top w:val="single" w:color="808080" w:sz="4"/>
-              <w:left w:val="single" w:color="808080" w:sz="4"/>
-              <w:bottom w:val="single" w:color="808080" w:sz="4"/>
-              <w:right w:val="single" w:color="808080" w:sz="4"/>
-            </w:tcBorders>
-            <w:shd w:fill="EDEDED" w:color="auto" w:val="clear"/>
-            <w:tcMar>
-              <w:top w:type="dxa" w:w="80"/>
-              <w:left w:type="dxa" w:w="120"/>
-              <w:bottom w:type="dxa" w:w="80"/>
-              <w:right w:type="dxa" w:w="120"/>
-            </w:tcMar>
-          </w:tcPr>
-          <w:p>
-            <w:pPr>
-              <w:keepNext/>
-              <w:spacing w:line="300"/>
-            </w:pPr>
-            <w:r>
-              <w:rPr>
-                <w:rFonts w:ascii="Times New Roman" w:cs="Times New Roman" w:eastAsia="宋体" w:hAnsi="Times New Roman"/>
-                <w:b/>
-                <w:bCs/>
-                <w:sz w:val="21"/>
-                <w:szCs w:val="21"/>
-              </w:rPr>
-              <w:t xml:space="preserve">判断</w:t>
-            </w:r>
-          </w:p>
-        </w:tc>
-        <w:tc>
-          <w:tcPr>
-            <w:tcW w:type="dxa" w:w="5526"/>
-            <w:tcBorders>
-              <w:top w:val="single" w:color="808080" w:sz="4"/>
-              <w:left w:val="single" w:color="808080" w:sz="4"/>
-              <w:bottom w:val="single" w:color="808080" w:sz="4"/>
-              <w:right w:val="single" w:color="808080" w:sz="4"/>
-            </w:tcBorders>
-            <w:shd w:fill="EDEDED" w:color="auto" w:val="clear"/>
-            <w:tcMar>
-              <w:top w:type="dxa" w:w="80"/>
-              <w:left w:type="dxa" w:w="120"/>
-              <w:bottom w:type="dxa" w:w="80"/>
-              <w:right w:type="dxa" w:w="120"/>
-            </w:tcMar>
-          </w:tcPr>
-          <w:p>
-            <w:pPr>
-              <w:keepNext/>
-              <w:spacing w:line="300"/>
-            </w:pPr>
-            <w:r>
-              <w:rPr>
-                <w:rFonts w:ascii="Times New Roman" w:cs="Times New Roman" w:eastAsia="宋体" w:hAnsi="Times New Roman"/>
-                <w:b/>
-                <w:bCs/>
-                <w:sz w:val="21"/>
-                <w:szCs w:val="21"/>
-              </w:rPr>
-              <w:t xml:space="preserve">主要原因</w:t>
-            </w:r>
-          </w:p>
-        </w:tc>
-      </w:tr>
-      <w:tr>
-        <w:trPr>
-          <w:cantSplit/>
-          <w:tblHeader w:val="false"/>
-        </w:trPr>
-        <w:tc>
-          <w:tcPr>
-            <w:tcW w:type="dxa" w:w="2000"/>
-            <w:tcBorders>
-              <w:top w:val="single" w:color="808080" w:sz="4"/>
-              <w:left w:val="single" w:color="808080" w:sz="4"/>
-              <w:bottom w:val="single" w:color="808080" w:sz="4"/>
-              <w:right w:val="single" w:color="808080" w:sz="4"/>
-            </w:tcBorders>
-            <w:tcMar>
-              <w:top w:type="dxa" w:w="80"/>
-              <w:left w:type="dxa" w:w="120"/>
-              <w:bottom w:type="dxa" w:w="80"/>
-              <w:right w:type="dxa" w:w="120"/>
-            </w:tcMar>
-          </w:tcPr>
-          <w:p>
-            <w:pPr>
-              <w:keepNext/>
-              <w:spacing w:line="300"/>
-            </w:pPr>
-            <w:r>
-              <w:rPr>
-                <w:rFonts w:ascii="Times New Roman" w:cs="Times New Roman" w:eastAsia="宋体" w:hAnsi="Times New Roman"/>
-                <w:sz w:val="21"/>
-                <w:szCs w:val="21"/>
-              </w:rPr>
-              <w:t xml:space="preserve">年轻人依赖 AI</w:t>
-            </w:r>
-          </w:p>
-        </w:tc>
-        <w:tc>
-          <w:tcPr>
-            <w:tcW w:type="dxa" w:w="1500"/>
-            <w:tcBorders>
-              <w:top w:val="single" w:color="808080" w:sz="4"/>
-              <w:left w:val="single" w:color="808080" w:sz="4"/>
-              <w:bottom w:val="single" w:color="808080" w:sz="4"/>
-              <w:right w:val="single" w:color="808080" w:sz="4"/>
-            </w:tcBorders>
-            <w:tcMar>
-              <w:top w:type="dxa" w:w="80"/>
-              <w:left w:type="dxa" w:w="120"/>
-              <w:bottom w:type="dxa" w:w="80"/>
-              <w:right w:type="dxa" w:w="120"/>
-            </w:tcMar>
-          </w:tcPr>
-          <w:p>
-            <w:pPr>
-              <w:keepNext/>
-              <w:spacing w:line="300"/>
-            </w:pPr>
-            <w:r>
-              <w:rPr>
-                <w:rFonts w:ascii="Times New Roman" w:cs="Times New Roman" w:eastAsia="宋体" w:hAnsi="Times New Roman"/>
-                <w:sz w:val="21"/>
-                <w:szCs w:val="21"/>
-              </w:rPr>
-              <w:t xml:space="preserve">部分成立</w:t>
-            </w:r>
-          </w:p>
-        </w:tc>
-        <w:tc>
-          <w:tcPr>
-            <w:tcW w:type="dxa" w:w="5526"/>
-            <w:tcBorders>
-              <w:top w:val="single" w:color="808080" w:sz="4"/>
-              <w:left w:val="single" w:color="808080" w:sz="4"/>
-              <w:bottom w:val="single" w:color="808080" w:sz="4"/>
-              <w:right w:val="single" w:color="808080" w:sz="4"/>
-            </w:tcBorders>
-            <w:tcMar>
-              <w:top w:type="dxa" w:w="80"/>
-              <w:left w:type="dxa" w:w="120"/>
-              <w:bottom w:type="dxa" w:w="80"/>
-              <w:right w:type="dxa" w:w="120"/>
-            </w:tcMar>
-          </w:tcPr>
-          <w:p>
-            <w:pPr>
-              <w:keepNext/>
-              <w:spacing w:line="300"/>
-            </w:pPr>
-            <w:r>
-              <w:rPr>
-                <w:rFonts w:ascii="Times New Roman" w:cs="Times New Roman" w:eastAsia="宋体" w:hAnsi="Times New Roman"/>
-                <w:sz w:val="21"/>
-                <w:szCs w:val="21"/>
-              </w:rPr>
-              <w:t xml:space="preserve">样本只有 AI 用户；与皮尤相比，“加速”缺乏依据</w:t>
-            </w:r>
-          </w:p>
-        </w:tc>
-      </w:tr>
-      <w:tr>
-        <w:trPr>
-          <w:cantSplit/>
-          <w:tblHeader w:val="false"/>
-        </w:trPr>
-        <w:tc>
-          <w:tcPr>
-            <w:tcW w:type="dxa" w:w="2000"/>
-            <w:tcBorders>
-              <w:top w:val="single" w:color="808080" w:sz="4"/>
-              <w:left w:val="single" w:color="808080" w:sz="4"/>
-              <w:bottom w:val="single" w:color="808080" w:sz="4"/>
-              <w:right w:val="single" w:color="808080" w:sz="4"/>
-            </w:tcBorders>
-            <w:tcMar>
-              <w:top w:type="dxa" w:w="80"/>
-              <w:left w:type="dxa" w:w="120"/>
-              <w:bottom w:type="dxa" w:w="80"/>
-              <w:right w:type="dxa" w:w="120"/>
-            </w:tcMar>
-          </w:tcPr>
-          <w:p>
-            <w:pPr>
-              <w:keepNext/>
-              <w:spacing w:line="300"/>
-            </w:pPr>
-            <w:r>
-              <w:rPr>
-                <w:rFonts w:ascii="Times New Roman" w:cs="Times New Roman" w:eastAsia="宋体" w:hAnsi="Times New Roman"/>
-                <w:sz w:val="21"/>
-                <w:szCs w:val="21"/>
-              </w:rPr>
-              <w:t xml:space="preserve">对 AI 信任有限</w:t>
-            </w:r>
-          </w:p>
-        </w:tc>
-        <w:tc>
-          <w:tcPr>
-            <w:tcW w:type="dxa" w:w="1500"/>
-            <w:tcBorders>
-              <w:top w:val="single" w:color="808080" w:sz="4"/>
-              <w:left w:val="single" w:color="808080" w:sz="4"/>
-              <w:bottom w:val="single" w:color="808080" w:sz="4"/>
-              <w:right w:val="single" w:color="808080" w:sz="4"/>
-            </w:tcBorders>
-            <w:tcMar>
-              <w:top w:type="dxa" w:w="80"/>
-              <w:left w:type="dxa" w:w="120"/>
-              <w:bottom w:type="dxa" w:w="80"/>
-              <w:right w:type="dxa" w:w="120"/>
-            </w:tcMar>
-          </w:tcPr>
-          <w:p>
-            <w:pPr>
-              <w:keepNext/>
-              <w:spacing w:line="300"/>
-            </w:pPr>
-            <w:r>
-              <w:rPr>
-                <w:rFonts w:ascii="Times New Roman" w:cs="Times New Roman" w:eastAsia="宋体" w:hAnsi="Times New Roman"/>
-                <w:sz w:val="21"/>
-                <w:szCs w:val="21"/>
-              </w:rPr>
-              <w:t xml:space="preserve">部分成立</w:t>
-            </w:r>
-          </w:p>
-        </w:tc>
-        <w:tc>
-          <w:tcPr>
-            <w:tcW w:type="dxa" w:w="5526"/>
-            <w:tcBorders>
-              <w:top w:val="single" w:color="808080" w:sz="4"/>
-              <w:left w:val="single" w:color="808080" w:sz="4"/>
-              <w:bottom w:val="single" w:color="808080" w:sz="4"/>
-              <w:right w:val="single" w:color="808080" w:sz="4"/>
-            </w:tcBorders>
-            <w:tcMar>
-              <w:top w:type="dxa" w:w="80"/>
-              <w:left w:type="dxa" w:w="120"/>
-              <w:bottom w:type="dxa" w:w="80"/>
-              <w:right w:type="dxa" w:w="120"/>
-            </w:tcMar>
-          </w:tcPr>
-          <w:p>
-            <w:pPr>
-              <w:keepNext/>
-              <w:spacing w:line="300"/>
-            </w:pPr>
-            <w:r>
-              <w:rPr>
-                <w:rFonts w:ascii="Times New Roman" w:cs="Times New Roman" w:eastAsia="宋体" w:hAnsi="Times New Roman"/>
-                <w:sz w:val="21"/>
-                <w:szCs w:val="21"/>
-              </w:rPr>
-              <w:t xml:space="preserve">同样只适用于 AI 用户</w:t>
-            </w:r>
-          </w:p>
-        </w:tc>
-      </w:tr>
-      <w:tr>
-        <w:trPr>
-          <w:cantSplit/>
-          <w:tblHeader w:val="false"/>
-        </w:trPr>
-        <w:tc>
-          <w:tcPr>
-            <w:tcW w:type="dxa" w:w="2000"/>
-            <w:tcBorders>
-              <w:top w:val="single" w:color="808080" w:sz="4"/>
-              <w:left w:val="single" w:color="808080" w:sz="4"/>
-              <w:bottom w:val="single" w:color="808080" w:sz="4"/>
-              <w:right w:val="single" w:color="808080" w:sz="4"/>
-            </w:tcBorders>
-            <w:tcMar>
-              <w:top w:type="dxa" w:w="80"/>
-              <w:left w:type="dxa" w:w="120"/>
-              <w:bottom w:type="dxa" w:w="80"/>
-              <w:right w:type="dxa" w:w="120"/>
-            </w:tcMar>
-          </w:tcPr>
-          <w:p>
-            <w:pPr>
-              <w:keepNext/>
-              <w:spacing w:line="300"/>
-            </w:pPr>
-            <w:r>
-              <w:rPr>
-                <w:rFonts w:ascii="Times New Roman" w:cs="Times New Roman" w:eastAsia="宋体" w:hAnsi="Times New Roman"/>
-                <w:sz w:val="21"/>
-                <w:szCs w:val="21"/>
-              </w:rPr>
-              <w:t xml:space="preserve">难找导致退订</w:t>
-            </w:r>
-          </w:p>
-        </w:tc>
-        <w:tc>
-          <w:tcPr>
-            <w:tcW w:type="dxa" w:w="1500"/>
-            <w:tcBorders>
-              <w:top w:val="single" w:color="808080" w:sz="4"/>
-              <w:left w:val="single" w:color="808080" w:sz="4"/>
-              <w:bottom w:val="single" w:color="808080" w:sz="4"/>
-              <w:right w:val="single" w:color="808080" w:sz="4"/>
-            </w:tcBorders>
-            <w:tcMar>
-              <w:top w:type="dxa" w:w="80"/>
-              <w:left w:type="dxa" w:w="120"/>
-              <w:bottom w:type="dxa" w:w="80"/>
-              <w:right w:type="dxa" w:w="120"/>
-            </w:tcMar>
-          </w:tcPr>
-          <w:p>
-            <w:pPr>
-              <w:keepNext/>
-              <w:spacing w:line="300"/>
-            </w:pPr>
-            <w:r>
-              <w:rPr>
-                <w:rFonts w:ascii="Times New Roman" w:cs="Times New Roman" w:eastAsia="宋体" w:hAnsi="Times New Roman"/>
-                <w:sz w:val="21"/>
-                <w:szCs w:val="21"/>
-              </w:rPr>
-              <w:t xml:space="preserve">证据不足</w:t>
-            </w:r>
-          </w:p>
-        </w:tc>
-        <w:tc>
-          <w:tcPr>
-            <w:tcW w:type="dxa" w:w="5526"/>
-            <w:tcBorders>
-              <w:top w:val="single" w:color="808080" w:sz="4"/>
-              <w:left w:val="single" w:color="808080" w:sz="4"/>
-              <w:bottom w:val="single" w:color="808080" w:sz="4"/>
-              <w:right w:val="single" w:color="808080" w:sz="4"/>
-            </w:tcBorders>
-            <w:tcMar>
-              <w:top w:type="dxa" w:w="80"/>
-              <w:left w:type="dxa" w:w="120"/>
-              <w:bottom w:type="dxa" w:w="80"/>
-              <w:right w:type="dxa" w:w="120"/>
-            </w:tcMar>
-          </w:tcPr>
-          <w:p>
-            <w:pPr>
-              <w:keepNext/>
-              <w:spacing w:line="300"/>
-            </w:pPr>
-            <w:r>
-              <w:rPr>
-                <w:rFonts w:ascii="Times New Roman" w:cs="Times New Roman" w:eastAsia="宋体" w:hAnsi="Times New Roman"/>
-                <w:sz w:val="21"/>
-                <w:szCs w:val="21"/>
-              </w:rPr>
-              <w:t xml:space="preserve">用了六国数据；只能说明相关，不能说明因果</w:t>
-            </w:r>
-          </w:p>
-        </w:tc>
-      </w:tr>
-      <w:tr>
-        <w:trPr>
-          <w:cantSplit/>
-          <w:tblHeader w:val="false"/>
-        </w:trPr>
-        <w:tc>
-          <w:tcPr>
-            <w:tcW w:type="dxa" w:w="2000"/>
-            <w:tcBorders>
-              <w:top w:val="single" w:color="808080" w:sz="4"/>
-              <w:left w:val="single" w:color="808080" w:sz="4"/>
-              <w:bottom w:val="single" w:color="808080" w:sz="4"/>
-              <w:right w:val="single" w:color="808080" w:sz="4"/>
-            </w:tcBorders>
-            <w:tcMar>
-              <w:top w:type="dxa" w:w="80"/>
-              <w:left w:type="dxa" w:w="120"/>
-              <w:bottom w:type="dxa" w:w="80"/>
-              <w:right w:type="dxa" w:w="120"/>
-            </w:tcMar>
-          </w:tcPr>
-          <w:p>
-            <w:pPr>
-              <w:keepNext w:val="false"/>
-              <w:spacing w:line="300"/>
-            </w:pPr>
-            <w:r>
-              <w:rPr>
-                <w:rFonts w:ascii="Times New Roman" w:cs="Times New Roman" w:eastAsia="宋体" w:hAnsi="Times New Roman"/>
-                <w:sz w:val="21"/>
-                <w:szCs w:val="21"/>
-              </w:rPr>
-              <w:t xml:space="preserve">AI 应接入行业数据</w:t>
-            </w:r>
-          </w:p>
-        </w:tc>
-        <w:tc>
-          <w:tcPr>
-            <w:tcW w:type="dxa" w:w="1500"/>
-            <w:tcBorders>
-              <w:top w:val="single" w:color="808080" w:sz="4"/>
-              <w:left w:val="single" w:color="808080" w:sz="4"/>
-              <w:bottom w:val="single" w:color="808080" w:sz="4"/>
-              <w:right w:val="single" w:color="808080" w:sz="4"/>
-            </w:tcBorders>
-            <w:tcMar>
-              <w:top w:type="dxa" w:w="80"/>
-              <w:left w:type="dxa" w:w="120"/>
-              <w:bottom w:type="dxa" w:w="80"/>
-              <w:right w:type="dxa" w:w="120"/>
-            </w:tcMar>
-          </w:tcPr>
-          <w:p>
-            <w:pPr>
-              <w:keepNext w:val="false"/>
-              <w:spacing w:line="300"/>
-            </w:pPr>
-            <w:r>
-              <w:rPr>
-                <w:rFonts w:ascii="Times New Roman" w:cs="Times New Roman" w:eastAsia="宋体" w:hAnsi="Times New Roman"/>
-                <w:sz w:val="21"/>
-                <w:szCs w:val="21"/>
-              </w:rPr>
-              <w:t xml:space="preserve">没有检验</w:t>
-            </w:r>
-          </w:p>
-        </w:tc>
-        <w:tc>
-          <w:tcPr>
-            <w:tcW w:type="dxa" w:w="5526"/>
-            <w:tcBorders>
-              <w:top w:val="single" w:color="808080" w:sz="4"/>
-              <w:left w:val="single" w:color="808080" w:sz="4"/>
-              <w:bottom w:val="single" w:color="808080" w:sz="4"/>
-              <w:right w:val="single" w:color="808080" w:sz="4"/>
-            </w:tcBorders>
-            <w:tcMar>
-              <w:top w:type="dxa" w:w="80"/>
-              <w:left w:type="dxa" w:w="120"/>
-              <w:bottom w:type="dxa" w:w="80"/>
-              <w:right w:type="dxa" w:w="120"/>
-            </w:tcMar>
-          </w:tcPr>
-          <w:p>
-            <w:pPr>
-              <w:keepNext w:val="false"/>
-              <w:spacing w:line="300"/>
-            </w:pPr>
-            <w:r>
-              <w:rPr>
-                <w:rFonts w:ascii="Times New Roman" w:cs="Times New Roman" w:eastAsia="宋体" w:hAnsi="Times New Roman"/>
-                <w:sz w:val="21"/>
-                <w:szCs w:val="21"/>
-              </w:rPr>
-              <w:t xml:space="preserve">报告没有检验接入行业数据后的效果</w:t>
-            </w:r>
-          </w:p>
-        </w:tc>
-      </w:tr>
-    </w:tbl>
-    <w:p>
-      <w:pPr>
-        <w:spacing w:after="120"/>
-      </w:pPr>
-    </w:p>
-    <w:p>
-      <w:pPr>
-        <w:spacing w:after="120" w:line="360"/>
-        <w:ind w:firstLine="480"/>
-        <w:jc w:val="both"/>
-      </w:pPr>
-      <w:r>
-        <w:rPr>
-          <w:rFonts w:ascii="Times New Roman" w:cs="Times New Roman" w:eastAsia="宋体" w:hAnsi="Times New Roman"/>
-          <w:sz w:val="24"/>
-          <w:szCs w:val="24"/>
-        </w:rPr>
-        <w:t xml:space="preserve">如果重新设计这项研究，可以从三方面改进：用概率样本或者至少加权的样本，并把不用 AI 的人也包括进来，这样才能说“美国人”；同一份问卷里同时问找节目的困难程度和实际退订行为，最好能追踪同一批人一段时间；问卷方法，包括招募渠道、配额、加权和回收率，在报告里写清楚。</w:t>
-      </w:r>
-    </w:p>
-    <w:p>
-      <w:pPr>
-        <w:spacing w:after="120" w:line="360"/>
-        <w:ind w:firstLine="480"/>
-        <w:jc w:val="both"/>
-      </w:pPr>
-      <w:r>
-        <w:rPr>
-          <w:rFonts w:ascii="Times New Roman" w:cs="Times New Roman" w:eastAsia="宋体" w:hAnsi="Times New Roman"/>
-          <w:sz w:val="24"/>
-          <w:szCs w:val="24"/>
-        </w:rPr>
-        <w:t xml:space="preserve">最后说明本次评价的局限：核查主要依据公开资料，Gracenote 的方法细节有可能在没有公开的文件里；个别来源只找到了媒体转述，没有找到发布方原文，比如 Fabric 的流失率。对来源的判断只针对引用的方式和口径，并非认定报告里的数字有误。</w:t>
+        <w:spacing w:after="120" w:line="360"/>
+        <w:ind w:firstLine="480"/>
+        <w:jc w:val="both"/>
+      </w:pPr>
+      <w:r>
+        <w:rPr>
+          <w:rFonts w:ascii="Times New Roman" w:cs="Times New Roman" w:eastAsia="宋体" w:hAnsi="Times New Roman"/>
+          <w:sz w:val="24"/>
+          <w:szCs w:val="24"/>
+        </w:rPr>
+        <w:t xml:space="preserve">总的来说，这份报告对 AI 用户群体的描述有参考价值。年轻人更多使用 AI 找内容，以及 AI 回答“在哪看”不够可靠，这两个方向在皮尤、Veed 等独立来源里也能找到相近的结果。但报告的结论超出了样本能够支持的范围。前两个结论只适用于 AI 用户，其中“使用频率在加速”缺少依据；第三个结论用了六国数据，只能说明相关，不能说明因果；第四个结论，即接入行业数据能否改善体验，报告并没有检验。</w:t>
+      </w:r>
+    </w:p>
+    <w:p>
+      <w:pPr>
+        <w:spacing w:after="120" w:line="360"/>
+        <w:ind w:firstLine="480"/>
+        <w:jc w:val="both"/>
+      </w:pPr>
+      <w:r>
+        <w:rPr>
+          <w:rFonts w:ascii="Times New Roman" w:cs="Times New Roman" w:eastAsia="宋体" w:hAnsi="Times New Roman"/>
+          <w:sz w:val="24"/>
+          <w:szCs w:val="24"/>
+        </w:rPr>
+        <w:t xml:space="preserve">如果重新设计这项研究，可以采用概率样本或至少加权的样本，并把不用 AI 的人也包括在内，这样才能谈美国人整体的情况；同一份问卷里同时询问找节目的困难程度和实际退订行为，最好能追踪同一批人一段时间；招募渠道、配额、加权和回收率这些方法信息，也应当在报告中写明。</w:t>
+      </w:r>
+    </w:p>
+    <w:p>
+      <w:pPr>
+        <w:spacing w:after="120" w:line="360"/>
+        <w:ind w:firstLine="480"/>
+        <w:jc w:val="both"/>
+      </w:pPr>
+      <w:r>
+        <w:rPr>
+          <w:rFonts w:ascii="Times New Roman" w:cs="Times New Roman" w:eastAsia="宋体" w:hAnsi="Times New Roman"/>
+          <w:sz w:val="24"/>
+          <w:szCs w:val="24"/>
+        </w:rPr>
+        <w:t xml:space="preserve">本次评价的局限在于，核查主要依据公开资料，Gracenote 的方法细节可能存在于未公开的文件中；个别来源只找到媒体转述，没有找到发布方原文，例如 Fabric 的流失率。以上判断针对的是报告引用数据的方式和口径，并不是说报告中的数字有误。</w:t>
       </w:r>
     </w:p>
     <w:p>
@@ -1894,7 +1185,7 @@
         <w:pStyle w:val="ListParagraph"/>
         <w:numPr>
           <w:ilvl w:val="0"/>
-          <w:numId w:val="3"/>
+          <w:numId w:val="2"/>
         </w:numPr>
         <w:spacing w:after="60" w:line="360"/>
       </w:pPr>
@@ -1930,7 +1221,7 @@
         <w:pStyle w:val="ListParagraph"/>
         <w:numPr>
           <w:ilvl w:val="0"/>
-          <w:numId w:val="3"/>
+          <w:numId w:val="2"/>
         </w:numPr>
         <w:spacing w:after="60" w:line="360"/>
       </w:pPr>
@@ -1966,7 +1257,7 @@
         <w:pStyle w:val="ListParagraph"/>
         <w:numPr>
           <w:ilvl w:val="0"/>
-          <w:numId w:val="3"/>
+          <w:numId w:val="2"/>
         </w:numPr>
         <w:spacing w:after="60" w:line="360"/>
       </w:pPr>
@@ -1984,7 +1275,7 @@
         <w:pStyle w:val="ListParagraph"/>
         <w:numPr>
           <w:ilvl w:val="0"/>
-          <w:numId w:val="3"/>
+          <w:numId w:val="2"/>
         </w:numPr>
         <w:spacing w:after="60" w:line="360"/>
       </w:pPr>
@@ -2002,7 +1293,7 @@
         <w:pStyle w:val="ListParagraph"/>
         <w:numPr>
           <w:ilvl w:val="0"/>
-          <w:numId w:val="3"/>
+          <w:numId w:val="2"/>
         </w:numPr>
         <w:spacing w:after="60" w:line="360"/>
       </w:pPr>
@@ -2020,7 +1311,7 @@
         <w:pStyle w:val="ListParagraph"/>
         <w:numPr>
           <w:ilvl w:val="0"/>
-          <w:numId w:val="3"/>
+          <w:numId w:val="2"/>
         </w:numPr>
         <w:spacing w:after="60" w:line="360"/>
       </w:pPr>
@@ -2038,7 +1329,7 @@
         <w:pStyle w:val="ListParagraph"/>
         <w:numPr>
           <w:ilvl w:val="0"/>
-          <w:numId w:val="3"/>
+          <w:numId w:val="2"/>
         </w:numPr>
         <w:spacing w:after="60" w:line="360"/>
       </w:pPr>
@@ -2056,7 +1347,7 @@
         <w:pStyle w:val="ListParagraph"/>
         <w:numPr>
           <w:ilvl w:val="0"/>
-          <w:numId w:val="3"/>
+          <w:numId w:val="2"/>
         </w:numPr>
         <w:spacing w:after="60" w:line="360"/>
       </w:pPr>
@@ -2277,18 +1568,6 @@
       </w:pPr>
     </w:lvl>
   </w:abstractNum>
-  <w:abstractNum w:abstractNumId="3" w15:restartNumberingAfterBreak="0">
-    <w:multiLevelType w:val="hybridMultilevel"/>
-    <w:lvl w:ilvl="0" w15:tentative="1">
-      <w:start w:val="1"/>
-      <w:numFmt w:val="decimal"/>
-      <w:lvlText w:val="%1."/>
-      <w:lvlJc w:val="left"/>
-      <w:pPr>
-        <w:ind w:left="840" w:hanging="360"/>
-      </w:pPr>
-    </w:lvl>
-  </w:abstractNum>
   <w:num w:numId="1">
     <w:abstractNumId w:val="1"/>
     <w:lvlOverride w:ilvl="0">
@@ -2296,12 +1575,6 @@
     </w:lvlOverride>
   </w:num>
   <w:num w:numId="2">
-    <w:abstractNumId w:val="3"/>
-    <w:lvlOverride w:ilvl="0">
-      <w:startOverride w:val="1"/>
-    </w:lvlOverride>
-  </w:num>
-  <w:num w:numId="3">
     <w:abstractNumId w:val="2"/>
     <w:lvlOverride w:ilvl="0">
       <w:startOverride w:val="1"/>
